--- a/LeSaS1/selected_model_summary.docx
+++ b/LeSaS1/selected_model_summary.docx
@@ -9,16 +9,21 @@
         <w:tblLook w:firstColumn="1" w:firstRow="1" w:lastColumn="0" w:lastRow="0" w:noHBand="0" w:noVBand="1" w:val="04A0"/>
       </w:tblPr>
       <w:tblGrid>
-        <w:gridCol w:w="1728"/>
-        <w:gridCol w:w="1728"/>
-        <w:gridCol w:w="1728"/>
-        <w:gridCol w:w="1728"/>
-        <w:gridCol w:w="1728"/>
+        <w:gridCol w:w="864"/>
+        <w:gridCol w:w="864"/>
+        <w:gridCol w:w="864"/>
+        <w:gridCol w:w="864"/>
+        <w:gridCol w:w="864"/>
+        <w:gridCol w:w="864"/>
+        <w:gridCol w:w="864"/>
+        <w:gridCol w:w="864"/>
+        <w:gridCol w:w="864"/>
+        <w:gridCol w:w="864"/>
       </w:tblGrid>
       <w:tr>
         <w:tc>
           <w:tcPr>
-            <w:tcW w:type="dxa" w:w="1728"/>
+            <w:tcW w:type="dxa" w:w="864"/>
           </w:tcPr>
           <w:p>
             <w:r>
@@ -28,7 +33,7 @@
         </w:tc>
         <w:tc>
           <w:tcPr>
-            <w:tcW w:type="dxa" w:w="1728"/>
+            <w:tcW w:type="dxa" w:w="864"/>
           </w:tcPr>
           <w:p>
             <w:r>
@@ -38,7 +43,7 @@
         </w:tc>
         <w:tc>
           <w:tcPr>
-            <w:tcW w:type="dxa" w:w="1728"/>
+            <w:tcW w:type="dxa" w:w="864"/>
           </w:tcPr>
           <w:p>
             <w:r>
@@ -48,7 +53,7 @@
         </w:tc>
         <w:tc>
           <w:tcPr>
-            <w:tcW w:type="dxa" w:w="1728"/>
+            <w:tcW w:type="dxa" w:w="864"/>
           </w:tcPr>
           <w:p>
             <w:r>
@@ -58,11 +63,61 @@
         </w:tc>
         <w:tc>
           <w:tcPr>
-            <w:tcW w:type="dxa" w:w="1728"/>
+            <w:tcW w:type="dxa" w:w="864"/>
           </w:tcPr>
           <w:p>
             <w:r>
               <w:t>N Best Fit</w:t>
+            </w:r>
+          </w:p>
+        </w:tc>
+        <w:tc>
+          <w:tcPr>
+            <w:tcW w:type="dxa" w:w="864"/>
+          </w:tcPr>
+          <w:p>
+            <w:r>
+              <w:t>BIC Weight</w:t>
+            </w:r>
+          </w:p>
+        </w:tc>
+        <w:tc>
+          <w:tcPr>
+            <w:tcW w:type="dxa" w:w="864"/>
+          </w:tcPr>
+          <w:p>
+            <w:r>
+              <w:t>Bayes Factor</w:t>
+            </w:r>
+          </w:p>
+        </w:tc>
+        <w:tc>
+          <w:tcPr>
+            <w:tcW w:type="dxa" w:w="864"/>
+          </w:tcPr>
+          <w:p>
+            <w:r>
+              <w:t>Alpha</w:t>
+            </w:r>
+          </w:p>
+        </w:tc>
+        <w:tc>
+          <w:tcPr>
+            <w:tcW w:type="dxa" w:w="864"/>
+          </w:tcPr>
+          <w:p>
+            <w:r>
+              <w:t>Model Frequency</w:t>
+            </w:r>
+          </w:p>
+        </w:tc>
+        <w:tc>
+          <w:tcPr>
+            <w:tcW w:type="dxa" w:w="864"/>
+          </w:tcPr>
+          <w:p>
+            <w:r>
+              <w:t>Exceedance Probability</w:t>
             </w:r>
           </w:p>
         </w:tc>
@@ -70,7 +125,7 @@
       <w:tr>
         <w:tc>
           <w:tcPr>
-            <w:tcW w:type="dxa" w:w="1728"/>
+            <w:tcW w:type="dxa" w:w="864"/>
           </w:tcPr>
           <w:p>
             <w:r>
@@ -80,7 +135,7 @@
         </w:tc>
         <w:tc>
           <w:tcPr>
-            <w:tcW w:type="dxa" w:w="1728"/>
+            <w:tcW w:type="dxa" w:w="864"/>
           </w:tcPr>
           <w:p>
             <w:r/>
@@ -88,7 +143,7 @@
         </w:tc>
         <w:tc>
           <w:tcPr>
-            <w:tcW w:type="dxa" w:w="1728"/>
+            <w:tcW w:type="dxa" w:w="864"/>
           </w:tcPr>
           <w:p>
             <w:r/>
@@ -96,7 +151,7 @@
         </w:tc>
         <w:tc>
           <w:tcPr>
-            <w:tcW w:type="dxa" w:w="1728"/>
+            <w:tcW w:type="dxa" w:w="864"/>
           </w:tcPr>
           <w:p>
             <w:r/>
@@ -104,7 +159,47 @@
         </w:tc>
         <w:tc>
           <w:tcPr>
-            <w:tcW w:type="dxa" w:w="1728"/>
+            <w:tcW w:type="dxa" w:w="864"/>
+          </w:tcPr>
+          <w:p>
+            <w:r/>
+          </w:p>
+        </w:tc>
+        <w:tc>
+          <w:tcPr>
+            <w:tcW w:type="dxa" w:w="864"/>
+          </w:tcPr>
+          <w:p>
+            <w:r/>
+          </w:p>
+        </w:tc>
+        <w:tc>
+          <w:tcPr>
+            <w:tcW w:type="dxa" w:w="864"/>
+          </w:tcPr>
+          <w:p>
+            <w:r/>
+          </w:p>
+        </w:tc>
+        <w:tc>
+          <w:tcPr>
+            <w:tcW w:type="dxa" w:w="864"/>
+          </w:tcPr>
+          <w:p>
+            <w:r/>
+          </w:p>
+        </w:tc>
+        <w:tc>
+          <w:tcPr>
+            <w:tcW w:type="dxa" w:w="864"/>
+          </w:tcPr>
+          <w:p>
+            <w:r/>
+          </w:p>
+        </w:tc>
+        <w:tc>
+          <w:tcPr>
+            <w:tcW w:type="dxa" w:w="864"/>
           </w:tcPr>
           <w:p>
             <w:r/>
@@ -114,7 +209,7 @@
       <w:tr>
         <w:tc>
           <w:tcPr>
-            <w:tcW w:type="dxa" w:w="1728"/>
+            <w:tcW w:type="dxa" w:w="864"/>
           </w:tcPr>
           <w:p>
             <w:r/>
@@ -122,7 +217,7 @@
         </w:tc>
         <w:tc>
           <w:tcPr>
-            <w:tcW w:type="dxa" w:w="1728"/>
+            <w:tcW w:type="dxa" w:w="864"/>
           </w:tcPr>
           <w:p>
             <w:r>
@@ -132,7 +227,7 @@
         </w:tc>
         <w:tc>
           <w:tcPr>
-            <w:tcW w:type="dxa" w:w="1728"/>
+            <w:tcW w:type="dxa" w:w="864"/>
           </w:tcPr>
           <w:p>
             <w:r>
@@ -142,7 +237,7 @@
         </w:tc>
         <w:tc>
           <w:tcPr>
-            <w:tcW w:type="dxa" w:w="1728"/>
+            <w:tcW w:type="dxa" w:w="864"/>
           </w:tcPr>
           <w:p>
             <w:r>
@@ -152,11 +247,61 @@
         </w:tc>
         <w:tc>
           <w:tcPr>
-            <w:tcW w:type="dxa" w:w="1728"/>
-          </w:tcPr>
-          <w:p>
-            <w:r>
-              <w:t>5</w:t>
+            <w:tcW w:type="dxa" w:w="864"/>
+          </w:tcPr>
+          <w:p>
+            <w:r>
+              <w:t>3</w:t>
+            </w:r>
+          </w:p>
+        </w:tc>
+        <w:tc>
+          <w:tcPr>
+            <w:tcW w:type="dxa" w:w="864"/>
+          </w:tcPr>
+          <w:p>
+            <w:r>
+              <w:t>&lt; .001</w:t>
+            </w:r>
+          </w:p>
+        </w:tc>
+        <w:tc>
+          <w:tcPr>
+            <w:tcW w:type="dxa" w:w="864"/>
+          </w:tcPr>
+          <w:p>
+            <w:r>
+              <w:t>1.97×10^4</w:t>
+            </w:r>
+          </w:p>
+        </w:tc>
+        <w:tc>
+          <w:tcPr>
+            <w:tcW w:type="dxa" w:w="864"/>
+          </w:tcPr>
+          <w:p>
+            <w:r>
+              <w:t>1.457</w:t>
+            </w:r>
+          </w:p>
+        </w:tc>
+        <w:tc>
+          <w:tcPr>
+            <w:tcW w:type="dxa" w:w="864"/>
+          </w:tcPr>
+          <w:p>
+            <w:r>
+              <w:t>0.019</w:t>
+            </w:r>
+          </w:p>
+        </w:tc>
+        <w:tc>
+          <w:tcPr>
+            <w:tcW w:type="dxa" w:w="864"/>
+          </w:tcPr>
+          <w:p>
+            <w:r>
+              <w:t>&lt; .001</w:t>
             </w:r>
           </w:p>
         </w:tc>
@@ -164,7 +309,1207 @@
       <w:tr>
         <w:tc>
           <w:tcPr>
-            <w:tcW w:type="dxa" w:w="1728"/>
+            <w:tcW w:type="dxa" w:w="864"/>
+          </w:tcPr>
+          <w:p>
+            <w:r/>
+          </w:p>
+        </w:tc>
+        <w:tc>
+          <w:tcPr>
+            <w:tcW w:type="dxa" w:w="864"/>
+          </w:tcPr>
+          <w:p>
+            <w:r>
+              <w:t>decay</w:t>
+            </w:r>
+          </w:p>
+        </w:tc>
+        <w:tc>
+          <w:tcPr>
+            <w:tcW w:type="dxa" w:w="864"/>
+          </w:tcPr>
+          <w:p>
+            <w:r>
+              <w:t>319.18</w:t>
+            </w:r>
+          </w:p>
+        </w:tc>
+        <w:tc>
+          <w:tcPr>
+            <w:tcW w:type="dxa" w:w="864"/>
+          </w:tcPr>
+          <w:p>
+            <w:r>
+              <w:t>326.36</w:t>
+            </w:r>
+          </w:p>
+        </w:tc>
+        <w:tc>
+          <w:tcPr>
+            <w:tcW w:type="dxa" w:w="864"/>
+          </w:tcPr>
+          <w:p>
+            <w:r>
+              <w:t>10</w:t>
+            </w:r>
+          </w:p>
+        </w:tc>
+        <w:tc>
+          <w:tcPr>
+            <w:tcW w:type="dxa" w:w="864"/>
+          </w:tcPr>
+          <w:p>
+            <w:r>
+              <w:t>0.00</w:t>
+            </w:r>
+          </w:p>
+        </w:tc>
+        <w:tc>
+          <w:tcPr>
+            <w:tcW w:type="dxa" w:w="864"/>
+          </w:tcPr>
+          <w:p>
+            <w:r>
+              <w:t>113.35</w:t>
+            </w:r>
+          </w:p>
+        </w:tc>
+        <w:tc>
+          <w:tcPr>
+            <w:tcW w:type="dxa" w:w="864"/>
+          </w:tcPr>
+          <w:p>
+            <w:r>
+              <w:t>15.639</w:t>
+            </w:r>
+          </w:p>
+        </w:tc>
+        <w:tc>
+          <w:tcPr>
+            <w:tcW w:type="dxa" w:w="864"/>
+          </w:tcPr>
+          <w:p>
+            <w:r>
+              <w:t>0.203</w:t>
+            </w:r>
+          </w:p>
+        </w:tc>
+        <w:tc>
+          <w:tcPr>
+            <w:tcW w:type="dxa" w:w="864"/>
+          </w:tcPr>
+          <w:p>
+            <w:r>
+              <w:t>0.675</w:t>
+            </w:r>
+          </w:p>
+        </w:tc>
+      </w:tr>
+      <w:tr>
+        <w:tc>
+          <w:tcPr>
+            <w:tcW w:type="dxa" w:w="864"/>
+          </w:tcPr>
+          <w:p>
+            <w:r/>
+          </w:p>
+        </w:tc>
+        <w:tc>
+          <w:tcPr>
+            <w:tcW w:type="dxa" w:w="864"/>
+          </w:tcPr>
+          <w:p>
+            <w:r>
+              <w:t>delta_RPUT</w:t>
+            </w:r>
+          </w:p>
+        </w:tc>
+        <w:tc>
+          <w:tcPr>
+            <w:tcW w:type="dxa" w:w="864"/>
+          </w:tcPr>
+          <w:p>
+            <w:r>
+              <w:t>330.27</w:t>
+            </w:r>
+          </w:p>
+        </w:tc>
+        <w:tc>
+          <w:tcPr>
+            <w:tcW w:type="dxa" w:w="864"/>
+          </w:tcPr>
+          <w:p>
+            <w:r>
+              <w:t>337.46</w:t>
+            </w:r>
+          </w:p>
+        </w:tc>
+        <w:tc>
+          <w:tcPr>
+            <w:tcW w:type="dxa" w:w="864"/>
+          </w:tcPr>
+          <w:p>
+            <w:r>
+              <w:t>1</w:t>
+            </w:r>
+          </w:p>
+        </w:tc>
+        <w:tc>
+          <w:tcPr>
+            <w:tcW w:type="dxa" w:w="864"/>
+          </w:tcPr>
+          <w:p>
+            <w:r>
+              <w:t>&lt; .001</w:t>
+            </w:r>
+          </w:p>
+        </w:tc>
+        <w:tc>
+          <w:tcPr>
+            <w:tcW w:type="dxa" w:w="864"/>
+          </w:tcPr>
+          <w:p>
+            <w:r>
+              <w:t>2.91×10^4</w:t>
+            </w:r>
+          </w:p>
+        </w:tc>
+        <w:tc>
+          <w:tcPr>
+            <w:tcW w:type="dxa" w:w="864"/>
+          </w:tcPr>
+          <w:p>
+            <w:r>
+              <w:t>1.531</w:t>
+            </w:r>
+          </w:p>
+        </w:tc>
+        <w:tc>
+          <w:tcPr>
+            <w:tcW w:type="dxa" w:w="864"/>
+          </w:tcPr>
+          <w:p>
+            <w:r>
+              <w:t>0.020</w:t>
+            </w:r>
+          </w:p>
+        </w:tc>
+        <w:tc>
+          <w:tcPr>
+            <w:tcW w:type="dxa" w:w="864"/>
+          </w:tcPr>
+          <w:p>
+            <w:r>
+              <w:t>&lt; .001</w:t>
+            </w:r>
+          </w:p>
+        </w:tc>
+      </w:tr>
+      <w:tr>
+        <w:tc>
+          <w:tcPr>
+            <w:tcW w:type="dxa" w:w="864"/>
+          </w:tcPr>
+          <w:p>
+            <w:r/>
+          </w:p>
+        </w:tc>
+        <w:tc>
+          <w:tcPr>
+            <w:tcW w:type="dxa" w:w="864"/>
+          </w:tcPr>
+          <w:p>
+            <w:r>
+              <w:t>decay_RPUT</w:t>
+            </w:r>
+          </w:p>
+        </w:tc>
+        <w:tc>
+          <w:tcPr>
+            <w:tcW w:type="dxa" w:w="864"/>
+          </w:tcPr>
+          <w:p>
+            <w:r>
+              <w:t>322.44</w:t>
+            </w:r>
+          </w:p>
+        </w:tc>
+        <w:tc>
+          <w:tcPr>
+            <w:tcW w:type="dxa" w:w="864"/>
+          </w:tcPr>
+          <w:p>
+            <w:r>
+              <w:t>329.63</w:t>
+            </w:r>
+          </w:p>
+        </w:tc>
+        <w:tc>
+          <w:tcPr>
+            <w:tcW w:type="dxa" w:w="864"/>
+          </w:tcPr>
+          <w:p>
+            <w:r>
+              <w:t>3</w:t>
+            </w:r>
+          </w:p>
+        </w:tc>
+        <w:tc>
+          <w:tcPr>
+            <w:tcW w:type="dxa" w:w="864"/>
+          </w:tcPr>
+          <w:p>
+            <w:r>
+              <w:t>&lt; .001</w:t>
+            </w:r>
+          </w:p>
+        </w:tc>
+        <w:tc>
+          <w:tcPr>
+            <w:tcW w:type="dxa" w:w="864"/>
+          </w:tcPr>
+          <w:p>
+            <w:r>
+              <w:t>579.94</w:t>
+            </w:r>
+          </w:p>
+        </w:tc>
+        <w:tc>
+          <w:tcPr>
+            <w:tcW w:type="dxa" w:w="864"/>
+          </w:tcPr>
+          <w:p>
+            <w:r>
+              <w:t>2.815</w:t>
+            </w:r>
+          </w:p>
+        </w:tc>
+        <w:tc>
+          <w:tcPr>
+            <w:tcW w:type="dxa" w:w="864"/>
+          </w:tcPr>
+          <w:p>
+            <w:r>
+              <w:t>0.037</w:t>
+            </w:r>
+          </w:p>
+        </w:tc>
+        <w:tc>
+          <w:tcPr>
+            <w:tcW w:type="dxa" w:w="864"/>
+          </w:tcPr>
+          <w:p>
+            <w:r>
+              <w:t>&lt; .001</w:t>
+            </w:r>
+          </w:p>
+        </w:tc>
+      </w:tr>
+      <w:tr>
+        <w:tc>
+          <w:tcPr>
+            <w:tcW w:type="dxa" w:w="864"/>
+          </w:tcPr>
+          <w:p>
+            <w:r/>
+          </w:p>
+        </w:tc>
+        <w:tc>
+          <w:tcPr>
+            <w:tcW w:type="dxa" w:w="864"/>
+          </w:tcPr>
+          <w:p>
+            <w:r>
+              <w:t>RT_delta</w:t>
+            </w:r>
+          </w:p>
+        </w:tc>
+        <w:tc>
+          <w:tcPr>
+            <w:tcW w:type="dxa" w:w="864"/>
+          </w:tcPr>
+          <w:p>
+            <w:r>
+              <w:t>348.40</w:t>
+            </w:r>
+          </w:p>
+        </w:tc>
+        <w:tc>
+          <w:tcPr>
+            <w:tcW w:type="dxa" w:w="864"/>
+          </w:tcPr>
+          <w:p>
+            <w:r>
+              <w:t>359.18</w:t>
+            </w:r>
+          </w:p>
+        </w:tc>
+        <w:tc>
+          <w:tcPr>
+            <w:tcW w:type="dxa" w:w="864"/>
+          </w:tcPr>
+          <w:p>
+            <w:r>
+              <w:t>0</w:t>
+            </w:r>
+          </w:p>
+        </w:tc>
+        <w:tc>
+          <w:tcPr>
+            <w:tcW w:type="dxa" w:w="864"/>
+          </w:tcPr>
+          <w:p>
+            <w:r>
+              <w:t>&lt; .001</w:t>
+            </w:r>
+          </w:p>
+        </w:tc>
+        <w:tc>
+          <w:tcPr>
+            <w:tcW w:type="dxa" w:w="864"/>
+          </w:tcPr>
+          <w:p>
+            <w:r>
+              <w:t>1.52×10^9</w:t>
+            </w:r>
+          </w:p>
+        </w:tc>
+        <w:tc>
+          <w:tcPr>
+            <w:tcW w:type="dxa" w:w="864"/>
+          </w:tcPr>
+          <w:p>
+            <w:r>
+              <w:t>1.021</w:t>
+            </w:r>
+          </w:p>
+        </w:tc>
+        <w:tc>
+          <w:tcPr>
+            <w:tcW w:type="dxa" w:w="864"/>
+          </w:tcPr>
+          <w:p>
+            <w:r>
+              <w:t>0.013</w:t>
+            </w:r>
+          </w:p>
+        </w:tc>
+        <w:tc>
+          <w:tcPr>
+            <w:tcW w:type="dxa" w:w="864"/>
+          </w:tcPr>
+          <w:p>
+            <w:r>
+              <w:t>&lt; .001</w:t>
+            </w:r>
+          </w:p>
+        </w:tc>
+      </w:tr>
+      <w:tr>
+        <w:tc>
+          <w:tcPr>
+            <w:tcW w:type="dxa" w:w="864"/>
+          </w:tcPr>
+          <w:p>
+            <w:r/>
+          </w:p>
+        </w:tc>
+        <w:tc>
+          <w:tcPr>
+            <w:tcW w:type="dxa" w:w="864"/>
+          </w:tcPr>
+          <w:p>
+            <w:r>
+              <w:t>RT_decay</w:t>
+            </w:r>
+          </w:p>
+        </w:tc>
+        <w:tc>
+          <w:tcPr>
+            <w:tcW w:type="dxa" w:w="864"/>
+          </w:tcPr>
+          <w:p>
+            <w:r>
+              <w:t>323.66</w:t>
+            </w:r>
+          </w:p>
+        </w:tc>
+        <w:tc>
+          <w:tcPr>
+            <w:tcW w:type="dxa" w:w="864"/>
+          </w:tcPr>
+          <w:p>
+            <w:r>
+              <w:t>334.44</w:t>
+            </w:r>
+          </w:p>
+        </w:tc>
+        <w:tc>
+          <w:tcPr>
+            <w:tcW w:type="dxa" w:w="864"/>
+          </w:tcPr>
+          <w:p>
+            <w:r>
+              <w:t>1</w:t>
+            </w:r>
+          </w:p>
+        </w:tc>
+        <w:tc>
+          <w:tcPr>
+            <w:tcW w:type="dxa" w:w="864"/>
+          </w:tcPr>
+          <w:p>
+            <w:r>
+              <w:t>&lt; .001</w:t>
+            </w:r>
+          </w:p>
+        </w:tc>
+        <w:tc>
+          <w:tcPr>
+            <w:tcW w:type="dxa" w:w="864"/>
+          </w:tcPr>
+          <w:p>
+            <w:r>
+              <w:t>6.44×10^3</w:t>
+            </w:r>
+          </w:p>
+        </w:tc>
+        <w:tc>
+          <w:tcPr>
+            <w:tcW w:type="dxa" w:w="864"/>
+          </w:tcPr>
+          <w:p>
+            <w:r>
+              <w:t>1.334</w:t>
+            </w:r>
+          </w:p>
+        </w:tc>
+        <w:tc>
+          <w:tcPr>
+            <w:tcW w:type="dxa" w:w="864"/>
+          </w:tcPr>
+          <w:p>
+            <w:r>
+              <w:t>0.017</w:t>
+            </w:r>
+          </w:p>
+        </w:tc>
+        <w:tc>
+          <w:tcPr>
+            <w:tcW w:type="dxa" w:w="864"/>
+          </w:tcPr>
+          <w:p>
+            <w:r>
+              <w:t>&lt; .001</w:t>
+            </w:r>
+          </w:p>
+        </w:tc>
+      </w:tr>
+      <w:tr>
+        <w:tc>
+          <w:tcPr>
+            <w:tcW w:type="dxa" w:w="864"/>
+          </w:tcPr>
+          <w:p>
+            <w:r/>
+          </w:p>
+        </w:tc>
+        <w:tc>
+          <w:tcPr>
+            <w:tcW w:type="dxa" w:w="864"/>
+          </w:tcPr>
+          <w:p>
+            <w:r>
+              <w:t>delta_RPUT_unc</w:t>
+            </w:r>
+          </w:p>
+        </w:tc>
+        <w:tc>
+          <w:tcPr>
+            <w:tcW w:type="dxa" w:w="864"/>
+          </w:tcPr>
+          <w:p>
+            <w:r>
+              <w:t>327.94</w:t>
+            </w:r>
+          </w:p>
+        </w:tc>
+        <w:tc>
+          <w:tcPr>
+            <w:tcW w:type="dxa" w:w="864"/>
+          </w:tcPr>
+          <w:p>
+            <w:r>
+              <w:t>338.72</w:t>
+            </w:r>
+          </w:p>
+        </w:tc>
+        <w:tc>
+          <w:tcPr>
+            <w:tcW w:type="dxa" w:w="864"/>
+          </w:tcPr>
+          <w:p>
+            <w:r>
+              <w:t>1</w:t>
+            </w:r>
+          </w:p>
+        </w:tc>
+        <w:tc>
+          <w:tcPr>
+            <w:tcW w:type="dxa" w:w="864"/>
+          </w:tcPr>
+          <w:p>
+            <w:r>
+              <w:t>&lt; .001</w:t>
+            </w:r>
+          </w:p>
+        </w:tc>
+        <w:tc>
+          <w:tcPr>
+            <w:tcW w:type="dxa" w:w="864"/>
+          </w:tcPr>
+          <w:p>
+            <w:r>
+              <w:t>5.46×10^4</w:t>
+            </w:r>
+          </w:p>
+        </w:tc>
+        <w:tc>
+          <w:tcPr>
+            <w:tcW w:type="dxa" w:w="864"/>
+          </w:tcPr>
+          <w:p>
+            <w:r>
+              <w:t>1.761</w:t>
+            </w:r>
+          </w:p>
+        </w:tc>
+        <w:tc>
+          <w:tcPr>
+            <w:tcW w:type="dxa" w:w="864"/>
+          </w:tcPr>
+          <w:p>
+            <w:r>
+              <w:t>0.023</w:t>
+            </w:r>
+          </w:p>
+        </w:tc>
+        <w:tc>
+          <w:tcPr>
+            <w:tcW w:type="dxa" w:w="864"/>
+          </w:tcPr>
+          <w:p>
+            <w:r>
+              <w:t>&lt; .001</w:t>
+            </w:r>
+          </w:p>
+        </w:tc>
+      </w:tr>
+      <w:tr>
+        <w:tc>
+          <w:tcPr>
+            <w:tcW w:type="dxa" w:w="864"/>
+          </w:tcPr>
+          <w:p>
+            <w:r/>
+          </w:p>
+        </w:tc>
+        <w:tc>
+          <w:tcPr>
+            <w:tcW w:type="dxa" w:w="864"/>
+          </w:tcPr>
+          <w:p>
+            <w:r>
+              <w:t>decay_RPUT_unc</w:t>
+            </w:r>
+          </w:p>
+        </w:tc>
+        <w:tc>
+          <w:tcPr>
+            <w:tcW w:type="dxa" w:w="864"/>
+          </w:tcPr>
+          <w:p>
+            <w:r>
+              <w:t>319.90</w:t>
+            </w:r>
+          </w:p>
+        </w:tc>
+        <w:tc>
+          <w:tcPr>
+            <w:tcW w:type="dxa" w:w="864"/>
+          </w:tcPr>
+          <w:p>
+            <w:r>
+              <w:t>330.67</w:t>
+            </w:r>
+          </w:p>
+        </w:tc>
+        <w:tc>
+          <w:tcPr>
+            <w:tcW w:type="dxa" w:w="864"/>
+          </w:tcPr>
+          <w:p>
+            <w:r>
+              <w:t>1</w:t>
+            </w:r>
+          </w:p>
+        </w:tc>
+        <w:tc>
+          <w:tcPr>
+            <w:tcW w:type="dxa" w:w="864"/>
+          </w:tcPr>
+          <w:p>
+            <w:r>
+              <w:t>&lt; .001</w:t>
+            </w:r>
+          </w:p>
+        </w:tc>
+        <w:tc>
+          <w:tcPr>
+            <w:tcW w:type="dxa" w:w="864"/>
+          </w:tcPr>
+          <w:p>
+            <w:r>
+              <w:t>979.16</w:t>
+            </w:r>
+          </w:p>
+        </w:tc>
+        <w:tc>
+          <w:tcPr>
+            <w:tcW w:type="dxa" w:w="864"/>
+          </w:tcPr>
+          <w:p>
+            <w:r>
+              <w:t>1.312</w:t>
+            </w:r>
+          </w:p>
+        </w:tc>
+        <w:tc>
+          <w:tcPr>
+            <w:tcW w:type="dxa" w:w="864"/>
+          </w:tcPr>
+          <w:p>
+            <w:r>
+              <w:t>0.017</w:t>
+            </w:r>
+          </w:p>
+        </w:tc>
+        <w:tc>
+          <w:tcPr>
+            <w:tcW w:type="dxa" w:w="864"/>
+          </w:tcPr>
+          <w:p>
+            <w:r>
+              <w:t>&lt; .001</w:t>
+            </w:r>
+          </w:p>
+        </w:tc>
+      </w:tr>
+      <w:tr>
+        <w:tc>
+          <w:tcPr>
+            <w:tcW w:type="dxa" w:w="864"/>
+          </w:tcPr>
+          <w:p>
+            <w:r/>
+          </w:p>
+        </w:tc>
+        <w:tc>
+          <w:tcPr>
+            <w:tcW w:type="dxa" w:w="864"/>
+          </w:tcPr>
+          <w:p>
+            <w:r>
+              <w:t>mean_var_delta</w:t>
+            </w:r>
+          </w:p>
+        </w:tc>
+        <w:tc>
+          <w:tcPr>
+            <w:tcW w:type="dxa" w:w="864"/>
+          </w:tcPr>
+          <w:p>
+            <w:r>
+              <w:t>326.35</w:t>
+            </w:r>
+          </w:p>
+        </w:tc>
+        <w:tc>
+          <w:tcPr>
+            <w:tcW w:type="dxa" w:w="864"/>
+          </w:tcPr>
+          <w:p>
+            <w:r>
+              <w:t>337.13</w:t>
+            </w:r>
+          </w:p>
+        </w:tc>
+        <w:tc>
+          <w:tcPr>
+            <w:tcW w:type="dxa" w:w="864"/>
+          </w:tcPr>
+          <w:p>
+            <w:r>
+              <w:t>0</w:t>
+            </w:r>
+          </w:p>
+        </w:tc>
+        <w:tc>
+          <w:tcPr>
+            <w:tcW w:type="dxa" w:w="864"/>
+          </w:tcPr>
+          <w:p>
+            <w:r>
+              <w:t>&lt; .001</w:t>
+            </w:r>
+          </w:p>
+        </w:tc>
+        <w:tc>
+          <w:tcPr>
+            <w:tcW w:type="dxa" w:w="864"/>
+          </w:tcPr>
+          <w:p>
+            <w:r>
+              <w:t>2.47×10^4</w:t>
+            </w:r>
+          </w:p>
+        </w:tc>
+        <w:tc>
+          <w:tcPr>
+            <w:tcW w:type="dxa" w:w="864"/>
+          </w:tcPr>
+          <w:p>
+            <w:r>
+              <w:t>1.127</w:t>
+            </w:r>
+          </w:p>
+        </w:tc>
+        <w:tc>
+          <w:tcPr>
+            <w:tcW w:type="dxa" w:w="864"/>
+          </w:tcPr>
+          <w:p>
+            <w:r>
+              <w:t>0.015</w:t>
+            </w:r>
+          </w:p>
+        </w:tc>
+        <w:tc>
+          <w:tcPr>
+            <w:tcW w:type="dxa" w:w="864"/>
+          </w:tcPr>
+          <w:p>
+            <w:r>
+              <w:t>&lt; .001</w:t>
+            </w:r>
+          </w:p>
+        </w:tc>
+      </w:tr>
+      <w:tr>
+        <w:tc>
+          <w:tcPr>
+            <w:tcW w:type="dxa" w:w="864"/>
+          </w:tcPr>
+          <w:p>
+            <w:r/>
+          </w:p>
+        </w:tc>
+        <w:tc>
+          <w:tcPr>
+            <w:tcW w:type="dxa" w:w="864"/>
+          </w:tcPr>
+          <w:p>
+            <w:r>
+              <w:t>mean_var_unc</w:t>
+            </w:r>
+          </w:p>
+        </w:tc>
+        <w:tc>
+          <w:tcPr>
+            <w:tcW w:type="dxa" w:w="864"/>
+          </w:tcPr>
+          <w:p>
+            <w:r>
+              <w:t>318.15</w:t>
+            </w:r>
+          </w:p>
+        </w:tc>
+        <w:tc>
+          <w:tcPr>
+            <w:tcW w:type="dxa" w:w="864"/>
+          </w:tcPr>
+          <w:p>
+            <w:r>
+              <w:t>328.93</w:t>
+            </w:r>
+          </w:p>
+        </w:tc>
+        <w:tc>
+          <w:tcPr>
+            <w:tcW w:type="dxa" w:w="864"/>
+          </w:tcPr>
+          <w:p>
+            <w:r>
+              <w:t>1</w:t>
+            </w:r>
+          </w:p>
+        </w:tc>
+        <w:tc>
+          <w:tcPr>
+            <w:tcW w:type="dxa" w:w="864"/>
+          </w:tcPr>
+          <w:p>
+            <w:r>
+              <w:t>0.00</w:t>
+            </w:r>
+          </w:p>
+        </w:tc>
+        <w:tc>
+          <w:tcPr>
+            <w:tcW w:type="dxa" w:w="864"/>
+          </w:tcPr>
+          <w:p>
+            <w:r>
+              <w:t>409.74</w:t>
+            </w:r>
+          </w:p>
+        </w:tc>
+        <w:tc>
+          <w:tcPr>
+            <w:tcW w:type="dxa" w:w="864"/>
+          </w:tcPr>
+          <w:p>
+            <w:r>
+              <w:t>1.453</w:t>
+            </w:r>
+          </w:p>
+        </w:tc>
+        <w:tc>
+          <w:tcPr>
+            <w:tcW w:type="dxa" w:w="864"/>
+          </w:tcPr>
+          <w:p>
+            <w:r>
+              <w:t>0.019</w:t>
+            </w:r>
+          </w:p>
+        </w:tc>
+        <w:tc>
+          <w:tcPr>
+            <w:tcW w:type="dxa" w:w="864"/>
+          </w:tcPr>
+          <w:p>
+            <w:r>
+              <w:t>&lt; .001</w:t>
+            </w:r>
+          </w:p>
+        </w:tc>
+      </w:tr>
+      <w:tr>
+        <w:tc>
+          <w:tcPr>
+            <w:tcW w:type="dxa" w:w="864"/>
+          </w:tcPr>
+          <w:p>
+            <w:r/>
+          </w:p>
+        </w:tc>
+        <w:tc>
+          <w:tcPr>
+            <w:tcW w:type="dxa" w:w="864"/>
+          </w:tcPr>
+          <w:p>
+            <w:r>
+              <w:t>WSLS_delta</w:t>
+            </w:r>
+          </w:p>
+        </w:tc>
+        <w:tc>
+          <w:tcPr>
+            <w:tcW w:type="dxa" w:w="864"/>
+          </w:tcPr>
+          <w:p>
+            <w:r>
+              <w:t>330.65</w:t>
+            </w:r>
+          </w:p>
+        </w:tc>
+        <w:tc>
+          <w:tcPr>
+            <w:tcW w:type="dxa" w:w="864"/>
+          </w:tcPr>
+          <w:p>
+            <w:r>
+              <w:t>341.43</w:t>
+            </w:r>
+          </w:p>
+        </w:tc>
+        <w:tc>
+          <w:tcPr>
+            <w:tcW w:type="dxa" w:w="864"/>
+          </w:tcPr>
+          <w:p>
+            <w:r>
+              <w:t>0</w:t>
+            </w:r>
+          </w:p>
+        </w:tc>
+        <w:tc>
+          <w:tcPr>
+            <w:tcW w:type="dxa" w:w="864"/>
+          </w:tcPr>
+          <w:p>
+            <w:r>
+              <w:t>&lt; .001</w:t>
+            </w:r>
+          </w:p>
+        </w:tc>
+        <w:tc>
+          <w:tcPr>
+            <w:tcW w:type="dxa" w:w="864"/>
+          </w:tcPr>
+          <w:p>
+            <w:r>
+              <w:t>2.12×10^5</w:t>
+            </w:r>
+          </w:p>
+        </w:tc>
+        <w:tc>
+          <w:tcPr>
+            <w:tcW w:type="dxa" w:w="864"/>
+          </w:tcPr>
+          <w:p>
+            <w:r>
+              <w:t>1.049</w:t>
+            </w:r>
+          </w:p>
+        </w:tc>
+        <w:tc>
+          <w:tcPr>
+            <w:tcW w:type="dxa" w:w="864"/>
+          </w:tcPr>
+          <w:p>
+            <w:r>
+              <w:t>0.014</w:t>
+            </w:r>
+          </w:p>
+        </w:tc>
+        <w:tc>
+          <w:tcPr>
+            <w:tcW w:type="dxa" w:w="864"/>
+          </w:tcPr>
+          <w:p>
+            <w:r>
+              <w:t>&lt; .001</w:t>
+            </w:r>
+          </w:p>
+        </w:tc>
+      </w:tr>
+      <w:tr>
+        <w:tc>
+          <w:tcPr>
+            <w:tcW w:type="dxa" w:w="864"/>
+          </w:tcPr>
+          <w:p>
+            <w:r/>
+          </w:p>
+        </w:tc>
+        <w:tc>
+          <w:tcPr>
+            <w:tcW w:type="dxa" w:w="864"/>
+          </w:tcPr>
+          <w:p>
+            <w:r>
+              <w:t>perseveration</w:t>
+            </w:r>
+          </w:p>
+        </w:tc>
+        <w:tc>
+          <w:tcPr>
+            <w:tcW w:type="dxa" w:w="864"/>
+          </w:tcPr>
+          <w:p>
+            <w:r>
+              <w:t>335.86</w:t>
+            </w:r>
+          </w:p>
+        </w:tc>
+        <w:tc>
+          <w:tcPr>
+            <w:tcW w:type="dxa" w:w="864"/>
+          </w:tcPr>
+          <w:p>
+            <w:r>
+              <w:t>339.45</w:t>
+            </w:r>
+          </w:p>
+        </w:tc>
+        <w:tc>
+          <w:tcPr>
+            <w:tcW w:type="dxa" w:w="864"/>
+          </w:tcPr>
+          <w:p>
+            <w:r>
+              <w:t>5</w:t>
+            </w:r>
+          </w:p>
+        </w:tc>
+        <w:tc>
+          <w:tcPr>
+            <w:tcW w:type="dxa" w:w="864"/>
+          </w:tcPr>
+          <w:p>
+            <w:r>
+              <w:t>&lt; .001</w:t>
+            </w:r>
+          </w:p>
+        </w:tc>
+        <w:tc>
+          <w:tcPr>
+            <w:tcW w:type="dxa" w:w="864"/>
+          </w:tcPr>
+          <w:p>
+            <w:r>
+              <w:t>7.90×10^4</w:t>
+            </w:r>
+          </w:p>
+        </w:tc>
+        <w:tc>
+          <w:tcPr>
+            <w:tcW w:type="dxa" w:w="864"/>
+          </w:tcPr>
+          <w:p>
+            <w:r>
+              <w:t>2.169</w:t>
+            </w:r>
+          </w:p>
+        </w:tc>
+        <w:tc>
+          <w:tcPr>
+            <w:tcW w:type="dxa" w:w="864"/>
+          </w:tcPr>
+          <w:p>
+            <w:r>
+              <w:t>0.028</w:t>
+            </w:r>
+          </w:p>
+        </w:tc>
+        <w:tc>
+          <w:tcPr>
+            <w:tcW w:type="dxa" w:w="864"/>
+          </w:tcPr>
+          <w:p>
+            <w:r>
+              <w:t>&lt; .001</w:t>
+            </w:r>
+          </w:p>
+        </w:tc>
+      </w:tr>
+      <w:tr>
+        <w:tc>
+          <w:tcPr>
+            <w:tcW w:type="dxa" w:w="864"/>
+          </w:tcPr>
+          <w:p>
+            <w:r/>
+          </w:p>
+        </w:tc>
+        <w:tc>
+          <w:tcPr>
+            <w:tcW w:type="dxa" w:w="864"/>
+          </w:tcPr>
+          <w:p>
+            <w:r>
+              <w:t>color_delta</w:t>
+            </w:r>
+          </w:p>
+        </w:tc>
+        <w:tc>
+          <w:tcPr>
+            <w:tcW w:type="dxa" w:w="864"/>
+          </w:tcPr>
+          <w:p>
+            <w:r>
+              <w:t>349.40</w:t>
+            </w:r>
+          </w:p>
+        </w:tc>
+        <w:tc>
+          <w:tcPr>
+            <w:tcW w:type="dxa" w:w="864"/>
+          </w:tcPr>
+          <w:p>
+            <w:r>
+              <w:t>356.59</w:t>
+            </w:r>
+          </w:p>
+        </w:tc>
+        <w:tc>
+          <w:tcPr>
+            <w:tcW w:type="dxa" w:w="864"/>
+          </w:tcPr>
+          <w:p>
+            <w:r>
+              <w:t>0</w:t>
+            </w:r>
+          </w:p>
+        </w:tc>
+        <w:tc>
+          <w:tcPr>
+            <w:tcW w:type="dxa" w:w="864"/>
+          </w:tcPr>
+          <w:p>
+            <w:r>
+              <w:t>&lt; .001</w:t>
+            </w:r>
+          </w:p>
+        </w:tc>
+        <w:tc>
+          <w:tcPr>
+            <w:tcW w:type="dxa" w:w="864"/>
+          </w:tcPr>
+          <w:p>
+            <w:r>
+              <w:t>4.15×10^8</w:t>
+            </w:r>
+          </w:p>
+        </w:tc>
+        <w:tc>
+          <w:tcPr>
+            <w:tcW w:type="dxa" w:w="864"/>
+          </w:tcPr>
+          <w:p>
+            <w:r>
+              <w:t>1.108</w:t>
+            </w:r>
+          </w:p>
+        </w:tc>
+        <w:tc>
+          <w:tcPr>
+            <w:tcW w:type="dxa" w:w="864"/>
+          </w:tcPr>
+          <w:p>
+            <w:r>
+              <w:t>0.014</w:t>
+            </w:r>
+          </w:p>
+        </w:tc>
+        <w:tc>
+          <w:tcPr>
+            <w:tcW w:type="dxa" w:w="864"/>
+          </w:tcPr>
+          <w:p>
+            <w:r>
+              <w:t>&lt; .001</w:t>
+            </w:r>
+          </w:p>
+        </w:tc>
+      </w:tr>
+      <w:tr>
+        <w:tc>
+          <w:tcPr>
+            <w:tcW w:type="dxa" w:w="864"/>
           </w:tcPr>
           <w:p>
             <w:r>
@@ -176,7 +1521,1622 @@
         </w:tc>
         <w:tc>
           <w:tcPr>
-            <w:tcW w:type="dxa" w:w="1728"/>
+            <w:tcW w:type="dxa" w:w="864"/>
+          </w:tcPr>
+          <w:p>
+            <w:r>
+              <w:rPr>
+                <w:highlight w:val="yellow"/>
+              </w:rPr>
+              <w:t>color_decay</w:t>
+            </w:r>
+          </w:p>
+        </w:tc>
+        <w:tc>
+          <w:tcPr>
+            <w:tcW w:type="dxa" w:w="864"/>
+          </w:tcPr>
+          <w:p>
+            <w:r>
+              <w:rPr>
+                <w:highlight w:val="yellow"/>
+              </w:rPr>
+              <w:t>309.71</w:t>
+            </w:r>
+          </w:p>
+        </w:tc>
+        <w:tc>
+          <w:tcPr>
+            <w:tcW w:type="dxa" w:w="864"/>
+          </w:tcPr>
+          <w:p>
+            <w:r>
+              <w:rPr>
+                <w:highlight w:val="yellow"/>
+              </w:rPr>
+              <w:t>316.90</w:t>
+            </w:r>
+          </w:p>
+        </w:tc>
+        <w:tc>
+          <w:tcPr>
+            <w:tcW w:type="dxa" w:w="864"/>
+          </w:tcPr>
+          <w:p>
+            <w:r>
+              <w:rPr>
+                <w:highlight w:val="yellow"/>
+              </w:rPr>
+              <w:t>9</w:t>
+            </w:r>
+          </w:p>
+        </w:tc>
+        <w:tc>
+          <w:tcPr>
+            <w:tcW w:type="dxa" w:w="864"/>
+          </w:tcPr>
+          <w:p>
+            <w:r>
+              <w:rPr>
+                <w:highlight w:val="yellow"/>
+              </w:rPr>
+              <w:t>0.54</w:t>
+            </w:r>
+          </w:p>
+        </w:tc>
+        <w:tc>
+          <w:tcPr>
+            <w:tcW w:type="dxa" w:w="864"/>
+          </w:tcPr>
+          <w:p>
+            <w:r>
+              <w:rPr>
+                <w:highlight w:val="yellow"/>
+              </w:rPr>
+              <w:t>1.00</w:t>
+            </w:r>
+          </w:p>
+        </w:tc>
+        <w:tc>
+          <w:tcPr>
+            <w:tcW w:type="dxa" w:w="864"/>
+          </w:tcPr>
+          <w:p>
+            <w:r>
+              <w:rPr>
+                <w:highlight w:val="yellow"/>
+              </w:rPr>
+              <w:t>13.174</w:t>
+            </w:r>
+          </w:p>
+        </w:tc>
+        <w:tc>
+          <w:tcPr>
+            <w:tcW w:type="dxa" w:w="864"/>
+          </w:tcPr>
+          <w:p>
+            <w:r>
+              <w:rPr>
+                <w:highlight w:val="yellow"/>
+              </w:rPr>
+              <w:t>0.171</w:t>
+            </w:r>
+          </w:p>
+        </w:tc>
+        <w:tc>
+          <w:tcPr>
+            <w:tcW w:type="dxa" w:w="864"/>
+          </w:tcPr>
+          <w:p>
+            <w:r>
+              <w:rPr>
+                <w:highlight w:val="yellow"/>
+              </w:rPr>
+              <w:t>0.316</w:t>
+            </w:r>
+          </w:p>
+        </w:tc>
+      </w:tr>
+      <w:tr>
+        <w:tc>
+          <w:tcPr>
+            <w:tcW w:type="dxa" w:w="864"/>
+          </w:tcPr>
+          <w:p>
+            <w:r/>
+          </w:p>
+        </w:tc>
+        <w:tc>
+          <w:tcPr>
+            <w:tcW w:type="dxa" w:w="864"/>
+          </w:tcPr>
+          <w:p>
+            <w:r>
+              <w:t>color_delta_RPUT</w:t>
+            </w:r>
+          </w:p>
+        </w:tc>
+        <w:tc>
+          <w:tcPr>
+            <w:tcW w:type="dxa" w:w="864"/>
+          </w:tcPr>
+          <w:p>
+            <w:r>
+              <w:t>339.58</w:t>
+            </w:r>
+          </w:p>
+        </w:tc>
+        <w:tc>
+          <w:tcPr>
+            <w:tcW w:type="dxa" w:w="864"/>
+          </w:tcPr>
+          <w:p>
+            <w:r>
+              <w:t>346.77</w:t>
+            </w:r>
+          </w:p>
+        </w:tc>
+        <w:tc>
+          <w:tcPr>
+            <w:tcW w:type="dxa" w:w="864"/>
+          </w:tcPr>
+          <w:p>
+            <w:r>
+              <w:t>0</w:t>
+            </w:r>
+          </w:p>
+        </w:tc>
+        <w:tc>
+          <w:tcPr>
+            <w:tcW w:type="dxa" w:w="864"/>
+          </w:tcPr>
+          <w:p>
+            <w:r>
+              <w:t>&lt; .001</w:t>
+            </w:r>
+          </w:p>
+        </w:tc>
+        <w:tc>
+          <w:tcPr>
+            <w:tcW w:type="dxa" w:w="864"/>
+          </w:tcPr>
+          <w:p>
+            <w:r>
+              <w:t>3.06×10^6</w:t>
+            </w:r>
+          </w:p>
+        </w:tc>
+        <w:tc>
+          <w:tcPr>
+            <w:tcW w:type="dxa" w:w="864"/>
+          </w:tcPr>
+          <w:p>
+            <w:r>
+              <w:t>1.252</w:t>
+            </w:r>
+          </w:p>
+        </w:tc>
+        <w:tc>
+          <w:tcPr>
+            <w:tcW w:type="dxa" w:w="864"/>
+          </w:tcPr>
+          <w:p>
+            <w:r>
+              <w:t>0.016</w:t>
+            </w:r>
+          </w:p>
+        </w:tc>
+        <w:tc>
+          <w:tcPr>
+            <w:tcW w:type="dxa" w:w="864"/>
+          </w:tcPr>
+          <w:p>
+            <w:r>
+              <w:t>&lt; .001</w:t>
+            </w:r>
+          </w:p>
+        </w:tc>
+      </w:tr>
+      <w:tr>
+        <w:tc>
+          <w:tcPr>
+            <w:tcW w:type="dxa" w:w="864"/>
+          </w:tcPr>
+          <w:p>
+            <w:r/>
+          </w:p>
+        </w:tc>
+        <w:tc>
+          <w:tcPr>
+            <w:tcW w:type="dxa" w:w="864"/>
+          </w:tcPr>
+          <w:p>
+            <w:r>
+              <w:t>color_decay_RPUT</w:t>
+            </w:r>
+          </w:p>
+        </w:tc>
+        <w:tc>
+          <w:tcPr>
+            <w:tcW w:type="dxa" w:w="864"/>
+          </w:tcPr>
+          <w:p>
+            <w:r>
+              <w:t>313.57</w:t>
+            </w:r>
+          </w:p>
+        </w:tc>
+        <w:tc>
+          <w:tcPr>
+            <w:tcW w:type="dxa" w:w="864"/>
+          </w:tcPr>
+          <w:p>
+            <w:r>
+              <w:t>320.75</w:t>
+            </w:r>
+          </w:p>
+        </w:tc>
+        <w:tc>
+          <w:tcPr>
+            <w:tcW w:type="dxa" w:w="864"/>
+          </w:tcPr>
+          <w:p>
+            <w:r>
+              <w:t>5</w:t>
+            </w:r>
+          </w:p>
+        </w:tc>
+        <w:tc>
+          <w:tcPr>
+            <w:tcW w:type="dxa" w:w="864"/>
+          </w:tcPr>
+          <w:p>
+            <w:r>
+              <w:t>0.08</w:t>
+            </w:r>
+          </w:p>
+        </w:tc>
+        <w:tc>
+          <w:tcPr>
+            <w:tcW w:type="dxa" w:w="864"/>
+          </w:tcPr>
+          <w:p>
+            <w:r>
+              <w:t>6.86</w:t>
+            </w:r>
+          </w:p>
+        </w:tc>
+        <w:tc>
+          <w:tcPr>
+            <w:tcW w:type="dxa" w:w="864"/>
+          </w:tcPr>
+          <w:p>
+            <w:r>
+              <w:t>4.233</w:t>
+            </w:r>
+          </w:p>
+        </w:tc>
+        <w:tc>
+          <w:tcPr>
+            <w:tcW w:type="dxa" w:w="864"/>
+          </w:tcPr>
+          <w:p>
+            <w:r>
+              <w:t>0.055</w:t>
+            </w:r>
+          </w:p>
+        </w:tc>
+        <w:tc>
+          <w:tcPr>
+            <w:tcW w:type="dxa" w:w="864"/>
+          </w:tcPr>
+          <w:p>
+            <w:r>
+              <w:t>0.001</w:t>
+            </w:r>
+          </w:p>
+        </w:tc>
+      </w:tr>
+      <w:tr>
+        <w:tc>
+          <w:tcPr>
+            <w:tcW w:type="dxa" w:w="864"/>
+          </w:tcPr>
+          <w:p>
+            <w:r/>
+          </w:p>
+        </w:tc>
+        <w:tc>
+          <w:tcPr>
+            <w:tcW w:type="dxa" w:w="864"/>
+          </w:tcPr>
+          <w:p>
+            <w:r>
+              <w:t>color_RT_delta</w:t>
+            </w:r>
+          </w:p>
+        </w:tc>
+        <w:tc>
+          <w:tcPr>
+            <w:tcW w:type="dxa" w:w="864"/>
+          </w:tcPr>
+          <w:p>
+            <w:r>
+              <w:t>344.51</w:t>
+            </w:r>
+          </w:p>
+        </w:tc>
+        <w:tc>
+          <w:tcPr>
+            <w:tcW w:type="dxa" w:w="864"/>
+          </w:tcPr>
+          <w:p>
+            <w:r>
+              <w:t>355.29</w:t>
+            </w:r>
+          </w:p>
+        </w:tc>
+        <w:tc>
+          <w:tcPr>
+            <w:tcW w:type="dxa" w:w="864"/>
+          </w:tcPr>
+          <w:p>
+            <w:r>
+              <w:t>0</w:t>
+            </w:r>
+          </w:p>
+        </w:tc>
+        <w:tc>
+          <w:tcPr>
+            <w:tcW w:type="dxa" w:w="864"/>
+          </w:tcPr>
+          <w:p>
+            <w:r>
+              <w:t>&lt; .001</w:t>
+            </w:r>
+          </w:p>
+        </w:tc>
+        <w:tc>
+          <w:tcPr>
+            <w:tcW w:type="dxa" w:w="864"/>
+          </w:tcPr>
+          <w:p>
+            <w:r>
+              <w:t>2.16×10^8</w:t>
+            </w:r>
+          </w:p>
+        </w:tc>
+        <w:tc>
+          <w:tcPr>
+            <w:tcW w:type="dxa" w:w="864"/>
+          </w:tcPr>
+          <w:p>
+            <w:r>
+              <w:t>1.009</w:t>
+            </w:r>
+          </w:p>
+        </w:tc>
+        <w:tc>
+          <w:tcPr>
+            <w:tcW w:type="dxa" w:w="864"/>
+          </w:tcPr>
+          <w:p>
+            <w:r>
+              <w:t>0.013</w:t>
+            </w:r>
+          </w:p>
+        </w:tc>
+        <w:tc>
+          <w:tcPr>
+            <w:tcW w:type="dxa" w:w="864"/>
+          </w:tcPr>
+          <w:p>
+            <w:r>
+              <w:t>&lt; .001</w:t>
+            </w:r>
+          </w:p>
+        </w:tc>
+      </w:tr>
+      <w:tr>
+        <w:tc>
+          <w:tcPr>
+            <w:tcW w:type="dxa" w:w="864"/>
+          </w:tcPr>
+          <w:p>
+            <w:r/>
+          </w:p>
+        </w:tc>
+        <w:tc>
+          <w:tcPr>
+            <w:tcW w:type="dxa" w:w="864"/>
+          </w:tcPr>
+          <w:p>
+            <w:r>
+              <w:t>color_RT_decay</w:t>
+            </w:r>
+          </w:p>
+        </w:tc>
+        <w:tc>
+          <w:tcPr>
+            <w:tcW w:type="dxa" w:w="864"/>
+          </w:tcPr>
+          <w:p>
+            <w:r>
+              <w:t>314.90</w:t>
+            </w:r>
+          </w:p>
+        </w:tc>
+        <w:tc>
+          <w:tcPr>
+            <w:tcW w:type="dxa" w:w="864"/>
+          </w:tcPr>
+          <w:p>
+            <w:r>
+              <w:t>325.68</w:t>
+            </w:r>
+          </w:p>
+        </w:tc>
+        <w:tc>
+          <w:tcPr>
+            <w:tcW w:type="dxa" w:w="864"/>
+          </w:tcPr>
+          <w:p>
+            <w:r>
+              <w:t>1</w:t>
+            </w:r>
+          </w:p>
+        </w:tc>
+        <w:tc>
+          <w:tcPr>
+            <w:tcW w:type="dxa" w:w="864"/>
+          </w:tcPr>
+          <w:p>
+            <w:r>
+              <w:t>0.01</w:t>
+            </w:r>
+          </w:p>
+        </w:tc>
+        <w:tc>
+          <w:tcPr>
+            <w:tcW w:type="dxa" w:w="864"/>
+          </w:tcPr>
+          <w:p>
+            <w:r>
+              <w:t>80.66</w:t>
+            </w:r>
+          </w:p>
+        </w:tc>
+        <w:tc>
+          <w:tcPr>
+            <w:tcW w:type="dxa" w:w="864"/>
+          </w:tcPr>
+          <w:p>
+            <w:r>
+              <w:t>1.481</w:t>
+            </w:r>
+          </w:p>
+        </w:tc>
+        <w:tc>
+          <w:tcPr>
+            <w:tcW w:type="dxa" w:w="864"/>
+          </w:tcPr>
+          <w:p>
+            <w:r>
+              <w:t>0.019</w:t>
+            </w:r>
+          </w:p>
+        </w:tc>
+        <w:tc>
+          <w:tcPr>
+            <w:tcW w:type="dxa" w:w="864"/>
+          </w:tcPr>
+          <w:p>
+            <w:r>
+              <w:t>&lt; .001</w:t>
+            </w:r>
+          </w:p>
+        </w:tc>
+      </w:tr>
+      <w:tr>
+        <w:tc>
+          <w:tcPr>
+            <w:tcW w:type="dxa" w:w="864"/>
+          </w:tcPr>
+          <w:p>
+            <w:r/>
+          </w:p>
+        </w:tc>
+        <w:tc>
+          <w:tcPr>
+            <w:tcW w:type="dxa" w:w="864"/>
+          </w:tcPr>
+          <w:p>
+            <w:r>
+              <w:t>color_delta_RPUT_unc</w:t>
+            </w:r>
+          </w:p>
+        </w:tc>
+        <w:tc>
+          <w:tcPr>
+            <w:tcW w:type="dxa" w:w="864"/>
+          </w:tcPr>
+          <w:p>
+            <w:r>
+              <w:t>328.64</w:t>
+            </w:r>
+          </w:p>
+        </w:tc>
+        <w:tc>
+          <w:tcPr>
+            <w:tcW w:type="dxa" w:w="864"/>
+          </w:tcPr>
+          <w:p>
+            <w:r>
+              <w:t>339.42</w:t>
+            </w:r>
+          </w:p>
+        </w:tc>
+        <w:tc>
+          <w:tcPr>
+            <w:tcW w:type="dxa" w:w="864"/>
+          </w:tcPr>
+          <w:p>
+            <w:r>
+              <w:t>0</w:t>
+            </w:r>
+          </w:p>
+        </w:tc>
+        <w:tc>
+          <w:tcPr>
+            <w:tcW w:type="dxa" w:w="864"/>
+          </w:tcPr>
+          <w:p>
+            <w:r>
+              <w:t>&lt; .001</w:t>
+            </w:r>
+          </w:p>
+        </w:tc>
+        <w:tc>
+          <w:tcPr>
+            <w:tcW w:type="dxa" w:w="864"/>
+          </w:tcPr>
+          <w:p>
+            <w:r>
+              <w:t>7.77×10^4</w:t>
+            </w:r>
+          </w:p>
+        </w:tc>
+        <w:tc>
+          <w:tcPr>
+            <w:tcW w:type="dxa" w:w="864"/>
+          </w:tcPr>
+          <w:p>
+            <w:r>
+              <w:t>1.032</w:t>
+            </w:r>
+          </w:p>
+        </w:tc>
+        <w:tc>
+          <w:tcPr>
+            <w:tcW w:type="dxa" w:w="864"/>
+          </w:tcPr>
+          <w:p>
+            <w:r>
+              <w:t>0.013</w:t>
+            </w:r>
+          </w:p>
+        </w:tc>
+        <w:tc>
+          <w:tcPr>
+            <w:tcW w:type="dxa" w:w="864"/>
+          </w:tcPr>
+          <w:p>
+            <w:r>
+              <w:t>&lt; .001</w:t>
+            </w:r>
+          </w:p>
+        </w:tc>
+      </w:tr>
+      <w:tr>
+        <w:tc>
+          <w:tcPr>
+            <w:tcW w:type="dxa" w:w="864"/>
+          </w:tcPr>
+          <w:p>
+            <w:r/>
+          </w:p>
+        </w:tc>
+        <w:tc>
+          <w:tcPr>
+            <w:tcW w:type="dxa" w:w="864"/>
+          </w:tcPr>
+          <w:p>
+            <w:r>
+              <w:t>color_decay_RPUT_unc</w:t>
+            </w:r>
+          </w:p>
+        </w:tc>
+        <w:tc>
+          <w:tcPr>
+            <w:tcW w:type="dxa" w:w="864"/>
+          </w:tcPr>
+          <w:p>
+            <w:r>
+              <w:t>311.81</w:t>
+            </w:r>
+          </w:p>
+        </w:tc>
+        <w:tc>
+          <w:tcPr>
+            <w:tcW w:type="dxa" w:w="864"/>
+          </w:tcPr>
+          <w:p>
+            <w:r>
+              <w:t>322.59</w:t>
+            </w:r>
+          </w:p>
+        </w:tc>
+        <w:tc>
+          <w:tcPr>
+            <w:tcW w:type="dxa" w:w="864"/>
+          </w:tcPr>
+          <w:p>
+            <w:r>
+              <w:t>2</w:t>
+            </w:r>
+          </w:p>
+        </w:tc>
+        <w:tc>
+          <w:tcPr>
+            <w:tcW w:type="dxa" w:w="864"/>
+          </w:tcPr>
+          <w:p>
+            <w:r>
+              <w:t>0.03</w:t>
+            </w:r>
+          </w:p>
+        </w:tc>
+        <w:tc>
+          <w:tcPr>
+            <w:tcW w:type="dxa" w:w="864"/>
+          </w:tcPr>
+          <w:p>
+            <w:r>
+              <w:t>17.21</w:t>
+            </w:r>
+          </w:p>
+        </w:tc>
+        <w:tc>
+          <w:tcPr>
+            <w:tcW w:type="dxa" w:w="864"/>
+          </w:tcPr>
+          <w:p>
+            <w:r>
+              <w:t>3.039</w:t>
+            </w:r>
+          </w:p>
+        </w:tc>
+        <w:tc>
+          <w:tcPr>
+            <w:tcW w:type="dxa" w:w="864"/>
+          </w:tcPr>
+          <w:p>
+            <w:r>
+              <w:t>0.039</w:t>
+            </w:r>
+          </w:p>
+        </w:tc>
+        <w:tc>
+          <w:tcPr>
+            <w:tcW w:type="dxa" w:w="864"/>
+          </w:tcPr>
+          <w:p>
+            <w:r>
+              <w:t>&lt; .001</w:t>
+            </w:r>
+          </w:p>
+        </w:tc>
+      </w:tr>
+      <w:tr>
+        <w:tc>
+          <w:tcPr>
+            <w:tcW w:type="dxa" w:w="864"/>
+          </w:tcPr>
+          <w:p>
+            <w:r/>
+          </w:p>
+        </w:tc>
+        <w:tc>
+          <w:tcPr>
+            <w:tcW w:type="dxa" w:w="864"/>
+          </w:tcPr>
+          <w:p>
+            <w:r>
+              <w:t>color_mean_var_delta</w:t>
+            </w:r>
+          </w:p>
+        </w:tc>
+        <w:tc>
+          <w:tcPr>
+            <w:tcW w:type="dxa" w:w="864"/>
+          </w:tcPr>
+          <w:p>
+            <w:r>
+              <w:t>326.84</w:t>
+            </w:r>
+          </w:p>
+        </w:tc>
+        <w:tc>
+          <w:tcPr>
+            <w:tcW w:type="dxa" w:w="864"/>
+          </w:tcPr>
+          <w:p>
+            <w:r>
+              <w:t>337.62</w:t>
+            </w:r>
+          </w:p>
+        </w:tc>
+        <w:tc>
+          <w:tcPr>
+            <w:tcW w:type="dxa" w:w="864"/>
+          </w:tcPr>
+          <w:p>
+            <w:r>
+              <w:t>1</w:t>
+            </w:r>
+          </w:p>
+        </w:tc>
+        <w:tc>
+          <w:tcPr>
+            <w:tcW w:type="dxa" w:w="864"/>
+          </w:tcPr>
+          <w:p>
+            <w:r>
+              <w:t>&lt; .001</w:t>
+            </w:r>
+          </w:p>
+        </w:tc>
+        <w:tc>
+          <w:tcPr>
+            <w:tcW w:type="dxa" w:w="864"/>
+          </w:tcPr>
+          <w:p>
+            <w:r>
+              <w:t>3.16×10^4</w:t>
+            </w:r>
+          </w:p>
+        </w:tc>
+        <w:tc>
+          <w:tcPr>
+            <w:tcW w:type="dxa" w:w="864"/>
+          </w:tcPr>
+          <w:p>
+            <w:r>
+              <w:t>2.117</w:t>
+            </w:r>
+          </w:p>
+        </w:tc>
+        <w:tc>
+          <w:tcPr>
+            <w:tcW w:type="dxa" w:w="864"/>
+          </w:tcPr>
+          <w:p>
+            <w:r>
+              <w:t>0.027</w:t>
+            </w:r>
+          </w:p>
+        </w:tc>
+        <w:tc>
+          <w:tcPr>
+            <w:tcW w:type="dxa" w:w="864"/>
+          </w:tcPr>
+          <w:p>
+            <w:r>
+              <w:t>&lt; .001</w:t>
+            </w:r>
+          </w:p>
+        </w:tc>
+      </w:tr>
+      <w:tr>
+        <w:tc>
+          <w:tcPr>
+            <w:tcW w:type="dxa" w:w="864"/>
+          </w:tcPr>
+          <w:p>
+            <w:r/>
+          </w:p>
+        </w:tc>
+        <w:tc>
+          <w:tcPr>
+            <w:tcW w:type="dxa" w:w="864"/>
+          </w:tcPr>
+          <w:p>
+            <w:r>
+              <w:t>color_mean_var_unc</w:t>
+            </w:r>
+          </w:p>
+        </w:tc>
+        <w:tc>
+          <w:tcPr>
+            <w:tcW w:type="dxa" w:w="864"/>
+          </w:tcPr>
+          <w:p>
+            <w:r>
+              <w:t>308.70</w:t>
+            </w:r>
+          </w:p>
+        </w:tc>
+        <w:tc>
+          <w:tcPr>
+            <w:tcW w:type="dxa" w:w="864"/>
+          </w:tcPr>
+          <w:p>
+            <w:r>
+              <w:t>319.48</w:t>
+            </w:r>
+          </w:p>
+        </w:tc>
+        <w:tc>
+          <w:tcPr>
+            <w:tcW w:type="dxa" w:w="864"/>
+          </w:tcPr>
+          <w:p>
+            <w:r>
+              <w:t>1</w:t>
+            </w:r>
+          </w:p>
+        </w:tc>
+        <w:tc>
+          <w:tcPr>
+            <w:tcW w:type="dxa" w:w="864"/>
+          </w:tcPr>
+          <w:p>
+            <w:r>
+              <w:t>0.15</w:t>
+            </w:r>
+          </w:p>
+        </w:tc>
+        <w:tc>
+          <w:tcPr>
+            <w:tcW w:type="dxa" w:w="864"/>
+          </w:tcPr>
+          <w:p>
+            <w:r>
+              <w:t>3.64</w:t>
+            </w:r>
+          </w:p>
+        </w:tc>
+        <w:tc>
+          <w:tcPr>
+            <w:tcW w:type="dxa" w:w="864"/>
+          </w:tcPr>
+          <w:p>
+            <w:r>
+              <w:t>2.574</w:t>
+            </w:r>
+          </w:p>
+        </w:tc>
+        <w:tc>
+          <w:tcPr>
+            <w:tcW w:type="dxa" w:w="864"/>
+          </w:tcPr>
+          <w:p>
+            <w:r>
+              <w:t>0.033</w:t>
+            </w:r>
+          </w:p>
+        </w:tc>
+        <w:tc>
+          <w:tcPr>
+            <w:tcW w:type="dxa" w:w="864"/>
+          </w:tcPr>
+          <w:p>
+            <w:r>
+              <w:t>&lt; .001</w:t>
+            </w:r>
+          </w:p>
+        </w:tc>
+      </w:tr>
+      <w:tr>
+        <w:tc>
+          <w:tcPr>
+            <w:tcW w:type="dxa" w:w="864"/>
+          </w:tcPr>
+          <w:p>
+            <w:r/>
+          </w:p>
+        </w:tc>
+        <w:tc>
+          <w:tcPr>
+            <w:tcW w:type="dxa" w:w="864"/>
+          </w:tcPr>
+          <w:p>
+            <w:r>
+              <w:t>color_WSLS_delta</w:t>
+            </w:r>
+          </w:p>
+        </w:tc>
+        <w:tc>
+          <w:tcPr>
+            <w:tcW w:type="dxa" w:w="864"/>
+          </w:tcPr>
+          <w:p>
+            <w:r>
+              <w:t>318.64</w:t>
+            </w:r>
+          </w:p>
+        </w:tc>
+        <w:tc>
+          <w:tcPr>
+            <w:tcW w:type="dxa" w:w="864"/>
+          </w:tcPr>
+          <w:p>
+            <w:r>
+              <w:t>329.42</w:t>
+            </w:r>
+          </w:p>
+        </w:tc>
+        <w:tc>
+          <w:tcPr>
+            <w:tcW w:type="dxa" w:w="864"/>
+          </w:tcPr>
+          <w:p>
+            <w:r>
+              <w:t>0</w:t>
+            </w:r>
+          </w:p>
+        </w:tc>
+        <w:tc>
+          <w:tcPr>
+            <w:tcW w:type="dxa" w:w="864"/>
+          </w:tcPr>
+          <w:p>
+            <w:r>
+              <w:t>0.00</w:t>
+            </w:r>
+          </w:p>
+        </w:tc>
+        <w:tc>
+          <w:tcPr>
+            <w:tcW w:type="dxa" w:w="864"/>
+          </w:tcPr>
+          <w:p>
+            <w:r>
+              <w:t>523.32</w:t>
+            </w:r>
+          </w:p>
+        </w:tc>
+        <w:tc>
+          <w:tcPr>
+            <w:tcW w:type="dxa" w:w="864"/>
+          </w:tcPr>
+          <w:p>
+            <w:r>
+              <w:t>1.076</w:t>
+            </w:r>
+          </w:p>
+        </w:tc>
+        <w:tc>
+          <w:tcPr>
+            <w:tcW w:type="dxa" w:w="864"/>
+          </w:tcPr>
+          <w:p>
+            <w:r>
+              <w:t>0.014</w:t>
+            </w:r>
+          </w:p>
+        </w:tc>
+        <w:tc>
+          <w:tcPr>
+            <w:tcW w:type="dxa" w:w="864"/>
+          </w:tcPr>
+          <w:p>
+            <w:r>
+              <w:t>&lt; .001</w:t>
+            </w:r>
+          </w:p>
+        </w:tc>
+      </w:tr>
+      <w:tr>
+        <w:tc>
+          <w:tcPr>
+            <w:tcW w:type="dxa" w:w="864"/>
+          </w:tcPr>
+          <w:p>
+            <w:r/>
+          </w:p>
+        </w:tc>
+        <w:tc>
+          <w:tcPr>
+            <w:tcW w:type="dxa" w:w="864"/>
+          </w:tcPr>
+          <w:p>
+            <w:r>
+              <w:t>color_perseveration</w:t>
+            </w:r>
+          </w:p>
+        </w:tc>
+        <w:tc>
+          <w:tcPr>
+            <w:tcW w:type="dxa" w:w="864"/>
+          </w:tcPr>
+          <w:p>
+            <w:r>
+              <w:t>320.21</w:t>
+            </w:r>
+          </w:p>
+        </w:tc>
+        <w:tc>
+          <w:tcPr>
+            <w:tcW w:type="dxa" w:w="864"/>
+          </w:tcPr>
+          <w:p>
+            <w:r>
+              <w:t>323.80</w:t>
+            </w:r>
+          </w:p>
+        </w:tc>
+        <w:tc>
+          <w:tcPr>
+            <w:tcW w:type="dxa" w:w="864"/>
+          </w:tcPr>
+          <w:p>
+            <w:r>
+              <w:t>2</w:t>
+            </w:r>
+          </w:p>
+        </w:tc>
+        <w:tc>
+          <w:tcPr>
+            <w:tcW w:type="dxa" w:w="864"/>
+          </w:tcPr>
+          <w:p>
+            <w:r>
+              <w:t>0.02</w:t>
+            </w:r>
+          </w:p>
+        </w:tc>
+        <w:tc>
+          <w:tcPr>
+            <w:tcW w:type="dxa" w:w="864"/>
+          </w:tcPr>
+          <w:p>
+            <w:r>
+              <w:t>31.55</w:t>
+            </w:r>
+          </w:p>
+        </w:tc>
+        <w:tc>
+          <w:tcPr>
+            <w:tcW w:type="dxa" w:w="864"/>
+          </w:tcPr>
+          <w:p>
+            <w:r>
+              <w:t>5.974</w:t>
+            </w:r>
+          </w:p>
+        </w:tc>
+        <w:tc>
+          <w:tcPr>
+            <w:tcW w:type="dxa" w:w="864"/>
+          </w:tcPr>
+          <w:p>
+            <w:r>
+              <w:t>0.078</w:t>
+            </w:r>
+          </w:p>
+        </w:tc>
+        <w:tc>
+          <w:tcPr>
+            <w:tcW w:type="dxa" w:w="864"/>
+          </w:tcPr>
+          <w:p>
+            <w:r>
+              <w:t>0.006</w:t>
+            </w:r>
+          </w:p>
+        </w:tc>
+      </w:tr>
+      <w:tr>
+        <w:tc>
+          <w:tcPr>
+            <w:tcW w:type="dxa" w:w="864"/>
+          </w:tcPr>
+          <w:p>
+            <w:r/>
+          </w:p>
+        </w:tc>
+        <w:tc>
+          <w:tcPr>
+            <w:tcW w:type="dxa" w:w="864"/>
+          </w:tcPr>
+          <w:p>
+            <w:r>
+              <w:t>stim_delta</w:t>
+            </w:r>
+          </w:p>
+        </w:tc>
+        <w:tc>
+          <w:tcPr>
+            <w:tcW w:type="dxa" w:w="864"/>
+          </w:tcPr>
+          <w:p>
+            <w:r>
+              <w:t>336.97</w:t>
+            </w:r>
+          </w:p>
+        </w:tc>
+        <w:tc>
+          <w:tcPr>
+            <w:tcW w:type="dxa" w:w="864"/>
+          </w:tcPr>
+          <w:p>
+            <w:r>
+              <w:t>344.16</w:t>
+            </w:r>
+          </w:p>
+        </w:tc>
+        <w:tc>
+          <w:tcPr>
+            <w:tcW w:type="dxa" w:w="864"/>
+          </w:tcPr>
+          <w:p>
+            <w:r>
+              <w:t>0</w:t>
+            </w:r>
+          </w:p>
+        </w:tc>
+        <w:tc>
+          <w:tcPr>
+            <w:tcW w:type="dxa" w:w="864"/>
+          </w:tcPr>
+          <w:p>
+            <w:r>
+              <w:t>&lt; .001</w:t>
+            </w:r>
+          </w:p>
+        </w:tc>
+        <w:tc>
+          <w:tcPr>
+            <w:tcW w:type="dxa" w:w="864"/>
+          </w:tcPr>
+          <w:p>
+            <w:r>
+              <w:t>8.29×10^5</w:t>
+            </w:r>
+          </w:p>
+        </w:tc>
+        <w:tc>
+          <w:tcPr>
+            <w:tcW w:type="dxa" w:w="864"/>
+          </w:tcPr>
+          <w:p>
+            <w:r>
+              <w:t>1.152</w:t>
+            </w:r>
+          </w:p>
+        </w:tc>
+        <w:tc>
+          <w:tcPr>
+            <w:tcW w:type="dxa" w:w="864"/>
+          </w:tcPr>
+          <w:p>
+            <w:r>
+              <w:t>0.015</w:t>
+            </w:r>
+          </w:p>
+        </w:tc>
+        <w:tc>
+          <w:tcPr>
+            <w:tcW w:type="dxa" w:w="864"/>
+          </w:tcPr>
+          <w:p>
+            <w:r>
+              <w:t>&lt; .001</w:t>
+            </w:r>
+          </w:p>
+        </w:tc>
+      </w:tr>
+      <w:tr>
+        <w:tc>
+          <w:tcPr>
+            <w:tcW w:type="dxa" w:w="864"/>
+          </w:tcPr>
+          <w:p>
+            <w:r/>
+          </w:p>
+        </w:tc>
+        <w:tc>
+          <w:tcPr>
+            <w:tcW w:type="dxa" w:w="864"/>
+          </w:tcPr>
+          <w:p>
+            <w:r>
+              <w:t>stim_decay</w:t>
+            </w:r>
+          </w:p>
+        </w:tc>
+        <w:tc>
+          <w:tcPr>
+            <w:tcW w:type="dxa" w:w="864"/>
+          </w:tcPr>
+          <w:p>
+            <w:r>
+              <w:t>312.14</w:t>
+            </w:r>
+          </w:p>
+        </w:tc>
+        <w:tc>
+          <w:tcPr>
+            <w:tcW w:type="dxa" w:w="864"/>
+          </w:tcPr>
+          <w:p>
+            <w:r>
+              <w:t>319.33</w:t>
+            </w:r>
+          </w:p>
+        </w:tc>
+        <w:tc>
+          <w:tcPr>
+            <w:tcW w:type="dxa" w:w="864"/>
+          </w:tcPr>
+          <w:p>
+            <w:r>
+              <w:t>3</w:t>
+            </w:r>
+          </w:p>
+        </w:tc>
+        <w:tc>
+          <w:tcPr>
+            <w:tcW w:type="dxa" w:w="864"/>
+          </w:tcPr>
+          <w:p>
+            <w:r>
+              <w:t>0.16</w:t>
+            </w:r>
+          </w:p>
+        </w:tc>
+        <w:tc>
+          <w:tcPr>
+            <w:tcW w:type="dxa" w:w="864"/>
+          </w:tcPr>
+          <w:p>
+            <w:r>
+              <w:t>3.36</w:t>
+            </w:r>
+          </w:p>
+        </w:tc>
+        <w:tc>
+          <w:tcPr>
+            <w:tcW w:type="dxa" w:w="864"/>
+          </w:tcPr>
+          <w:p>
+            <w:r>
+              <w:t>4.057</w:t>
+            </w:r>
+          </w:p>
+        </w:tc>
+        <w:tc>
+          <w:tcPr>
+            <w:tcW w:type="dxa" w:w="864"/>
+          </w:tcPr>
+          <w:p>
+            <w:r>
+              <w:t>0.053</w:t>
+            </w:r>
+          </w:p>
+        </w:tc>
+        <w:tc>
+          <w:tcPr>
+            <w:tcW w:type="dxa" w:w="864"/>
+          </w:tcPr>
+          <w:p>
+            <w:r>
+              <w:t>&lt; .001</w:t>
+            </w:r>
+          </w:p>
+        </w:tc>
+      </w:tr>
+      <w:tr>
+        <w:tc>
+          <w:tcPr>
+            <w:tcW w:type="dxa" w:w="864"/>
+          </w:tcPr>
+          <w:p>
+            <w:r/>
+          </w:p>
+        </w:tc>
+        <w:tc>
+          <w:tcPr>
+            <w:tcW w:type="dxa" w:w="864"/>
+          </w:tcPr>
+          <w:p>
+            <w:r>
+              <w:t>stim_RT_delta</w:t>
+            </w:r>
+          </w:p>
+        </w:tc>
+        <w:tc>
+          <w:tcPr>
+            <w:tcW w:type="dxa" w:w="864"/>
+          </w:tcPr>
+          <w:p>
+            <w:r>
+              <w:t>318.32</w:t>
+            </w:r>
+          </w:p>
+        </w:tc>
+        <w:tc>
+          <w:tcPr>
+            <w:tcW w:type="dxa" w:w="864"/>
+          </w:tcPr>
+          <w:p>
+            <w:r>
+              <w:t>325.50</w:t>
+            </w:r>
+          </w:p>
+        </w:tc>
+        <w:tc>
+          <w:tcPr>
+            <w:tcW w:type="dxa" w:w="864"/>
+          </w:tcPr>
+          <w:p>
+            <w:r>
+              <w:t>0</w:t>
+            </w:r>
+          </w:p>
+        </w:tc>
+        <w:tc>
+          <w:tcPr>
+            <w:tcW w:type="dxa" w:w="864"/>
+          </w:tcPr>
+          <w:p>
+            <w:r>
+              <w:t>0.01</w:t>
+            </w:r>
+          </w:p>
+        </w:tc>
+        <w:tc>
+          <w:tcPr>
+            <w:tcW w:type="dxa" w:w="864"/>
+          </w:tcPr>
+          <w:p>
+            <w:r>
+              <w:t>73.73</w:t>
+            </w:r>
+          </w:p>
+        </w:tc>
+        <w:tc>
+          <w:tcPr>
+            <w:tcW w:type="dxa" w:w="864"/>
+          </w:tcPr>
+          <w:p>
+            <w:r>
+              <w:t>1.051</w:t>
+            </w:r>
+          </w:p>
+        </w:tc>
+        <w:tc>
+          <w:tcPr>
+            <w:tcW w:type="dxa" w:w="864"/>
+          </w:tcPr>
+          <w:p>
+            <w:r>
+              <w:t>0.014</w:t>
+            </w:r>
+          </w:p>
+        </w:tc>
+        <w:tc>
+          <w:tcPr>
+            <w:tcW w:type="dxa" w:w="864"/>
+          </w:tcPr>
+          <w:p>
+            <w:r>
+              <w:t>&lt; .001</w:t>
+            </w:r>
+          </w:p>
+        </w:tc>
+      </w:tr>
+      <w:tr>
+        <w:tc>
+          <w:tcPr>
+            <w:tcW w:type="dxa" w:w="864"/>
+          </w:tcPr>
+          <w:p>
+            <w:r>
+              <w:t>Low-Reward-Optimal</w:t>
+            </w:r>
+          </w:p>
+        </w:tc>
+        <w:tc>
+          <w:tcPr>
+            <w:tcW w:type="dxa" w:w="864"/>
+          </w:tcPr>
+          <w:p>
+            <w:r/>
+          </w:p>
+        </w:tc>
+        <w:tc>
+          <w:tcPr>
+            <w:tcW w:type="dxa" w:w="864"/>
+          </w:tcPr>
+          <w:p>
+            <w:r/>
+          </w:p>
+        </w:tc>
+        <w:tc>
+          <w:tcPr>
+            <w:tcW w:type="dxa" w:w="864"/>
+          </w:tcPr>
+          <w:p>
+            <w:r/>
+          </w:p>
+        </w:tc>
+        <w:tc>
+          <w:tcPr>
+            <w:tcW w:type="dxa" w:w="864"/>
+          </w:tcPr>
+          <w:p>
+            <w:r/>
+          </w:p>
+        </w:tc>
+        <w:tc>
+          <w:tcPr>
+            <w:tcW w:type="dxa" w:w="864"/>
+          </w:tcPr>
+          <w:p>
+            <w:r/>
+          </w:p>
+        </w:tc>
+        <w:tc>
+          <w:tcPr>
+            <w:tcW w:type="dxa" w:w="864"/>
+          </w:tcPr>
+          <w:p>
+            <w:r/>
+          </w:p>
+        </w:tc>
+        <w:tc>
+          <w:tcPr>
+            <w:tcW w:type="dxa" w:w="864"/>
+          </w:tcPr>
+          <w:p>
+            <w:r/>
+          </w:p>
+        </w:tc>
+        <w:tc>
+          <w:tcPr>
+            <w:tcW w:type="dxa" w:w="864"/>
+          </w:tcPr>
+          <w:p>
+            <w:r/>
+          </w:p>
+        </w:tc>
+        <w:tc>
+          <w:tcPr>
+            <w:tcW w:type="dxa" w:w="864"/>
+          </w:tcPr>
+          <w:p>
+            <w:r/>
+          </w:p>
+        </w:tc>
+      </w:tr>
+      <w:tr>
+        <w:tc>
+          <w:tcPr>
+            <w:tcW w:type="dxa" w:w="864"/>
+          </w:tcPr>
+          <w:p>
+            <w:r/>
+          </w:p>
+        </w:tc>
+        <w:tc>
+          <w:tcPr>
+            <w:tcW w:type="dxa" w:w="864"/>
+          </w:tcPr>
+          <w:p>
+            <w:r>
+              <w:t>delta</w:t>
+            </w:r>
+          </w:p>
+        </w:tc>
+        <w:tc>
+          <w:tcPr>
+            <w:tcW w:type="dxa" w:w="864"/>
+          </w:tcPr>
+          <w:p>
+            <w:r>
+              <w:t>349.43</w:t>
+            </w:r>
+          </w:p>
+        </w:tc>
+        <w:tc>
+          <w:tcPr>
+            <w:tcW w:type="dxa" w:w="864"/>
+          </w:tcPr>
+          <w:p>
+            <w:r>
+              <w:t>356.64</w:t>
+            </w:r>
+          </w:p>
+        </w:tc>
+        <w:tc>
+          <w:tcPr>
+            <w:tcW w:type="dxa" w:w="864"/>
+          </w:tcPr>
+          <w:p>
+            <w:r>
+              <w:t>3</w:t>
+            </w:r>
+          </w:p>
+        </w:tc>
+        <w:tc>
+          <w:tcPr>
+            <w:tcW w:type="dxa" w:w="864"/>
+          </w:tcPr>
+          <w:p>
+            <w:r>
+              <w:t>&lt; .001</w:t>
+            </w:r>
+          </w:p>
+        </w:tc>
+        <w:tc>
+          <w:tcPr>
+            <w:tcW w:type="dxa" w:w="864"/>
+          </w:tcPr>
+          <w:p>
+            <w:r>
+              <w:t>1.14×10^7</w:t>
+            </w:r>
+          </w:p>
+        </w:tc>
+        <w:tc>
+          <w:tcPr>
+            <w:tcW w:type="dxa" w:w="864"/>
+          </w:tcPr>
+          <w:p>
+            <w:r>
+              <w:t>1.637</w:t>
+            </w:r>
+          </w:p>
+        </w:tc>
+        <w:tc>
+          <w:tcPr>
+            <w:tcW w:type="dxa" w:w="864"/>
+          </w:tcPr>
+          <w:p>
+            <w:r>
+              <w:t>0.021</w:t>
+            </w:r>
+          </w:p>
+        </w:tc>
+        <w:tc>
+          <w:tcPr>
+            <w:tcW w:type="dxa" w:w="864"/>
+          </w:tcPr>
+          <w:p>
+            <w:r>
+              <w:t>&lt; .001</w:t>
+            </w:r>
+          </w:p>
+        </w:tc>
+      </w:tr>
+      <w:tr>
+        <w:tc>
+          <w:tcPr>
+            <w:tcW w:type="dxa" w:w="864"/>
+          </w:tcPr>
+          <w:p>
+            <w:r>
+              <w:rPr>
+                <w:highlight w:val="yellow"/>
+              </w:rPr>
+            </w:r>
+          </w:p>
+        </w:tc>
+        <w:tc>
+          <w:tcPr>
+            <w:tcW w:type="dxa" w:w="864"/>
           </w:tcPr>
           <w:p>
             <w:r>
@@ -189,567 +3149,7 @@
         </w:tc>
         <w:tc>
           <w:tcPr>
-            <w:tcW w:type="dxa" w:w="1728"/>
-          </w:tcPr>
-          <w:p>
-            <w:r>
-              <w:rPr>
-                <w:highlight w:val="yellow"/>
-              </w:rPr>
-              <w:t>319.18</w:t>
-            </w:r>
-          </w:p>
-        </w:tc>
-        <w:tc>
-          <w:tcPr>
-            <w:tcW w:type="dxa" w:w="1728"/>
-          </w:tcPr>
-          <w:p>
-            <w:r>
-              <w:rPr>
-                <w:highlight w:val="yellow"/>
-              </w:rPr>
-              <w:t>326.36</w:t>
-            </w:r>
-          </w:p>
-        </w:tc>
-        <w:tc>
-          <w:tcPr>
-            <w:tcW w:type="dxa" w:w="1728"/>
-          </w:tcPr>
-          <w:p>
-            <w:r>
-              <w:rPr>
-                <w:highlight w:val="yellow"/>
-              </w:rPr>
-              <w:t>14</w:t>
-            </w:r>
-          </w:p>
-        </w:tc>
-      </w:tr>
-      <w:tr>
-        <w:tc>
-          <w:tcPr>
-            <w:tcW w:type="dxa" w:w="1728"/>
-          </w:tcPr>
-          <w:p>
-            <w:r/>
-          </w:p>
-        </w:tc>
-        <w:tc>
-          <w:tcPr>
-            <w:tcW w:type="dxa" w:w="1728"/>
-          </w:tcPr>
-          <w:p>
-            <w:r>
-              <w:t>delta_RPUT</w:t>
-            </w:r>
-          </w:p>
-        </w:tc>
-        <w:tc>
-          <w:tcPr>
-            <w:tcW w:type="dxa" w:w="1728"/>
-          </w:tcPr>
-          <w:p>
-            <w:r>
-              <w:t>330.27</w:t>
-            </w:r>
-          </w:p>
-        </w:tc>
-        <w:tc>
-          <w:tcPr>
-            <w:tcW w:type="dxa" w:w="1728"/>
-          </w:tcPr>
-          <w:p>
-            <w:r>
-              <w:t>337.46</w:t>
-            </w:r>
-          </w:p>
-        </w:tc>
-        <w:tc>
-          <w:tcPr>
-            <w:tcW w:type="dxa" w:w="1728"/>
-          </w:tcPr>
-          <w:p>
-            <w:r>
-              <w:t>1</w:t>
-            </w:r>
-          </w:p>
-        </w:tc>
-      </w:tr>
-      <w:tr>
-        <w:tc>
-          <w:tcPr>
-            <w:tcW w:type="dxa" w:w="1728"/>
-          </w:tcPr>
-          <w:p>
-            <w:r/>
-          </w:p>
-        </w:tc>
-        <w:tc>
-          <w:tcPr>
-            <w:tcW w:type="dxa" w:w="1728"/>
-          </w:tcPr>
-          <w:p>
-            <w:r>
-              <w:t>decay_RPUT</w:t>
-            </w:r>
-          </w:p>
-        </w:tc>
-        <w:tc>
-          <w:tcPr>
-            <w:tcW w:type="dxa" w:w="1728"/>
-          </w:tcPr>
-          <w:p>
-            <w:r>
-              <w:t>322.44</w:t>
-            </w:r>
-          </w:p>
-        </w:tc>
-        <w:tc>
-          <w:tcPr>
-            <w:tcW w:type="dxa" w:w="1728"/>
-          </w:tcPr>
-          <w:p>
-            <w:r>
-              <w:t>329.63</w:t>
-            </w:r>
-          </w:p>
-        </w:tc>
-        <w:tc>
-          <w:tcPr>
-            <w:tcW w:type="dxa" w:w="1728"/>
-          </w:tcPr>
-          <w:p>
-            <w:r>
-              <w:t>2</w:t>
-            </w:r>
-          </w:p>
-        </w:tc>
-      </w:tr>
-      <w:tr>
-        <w:tc>
-          <w:tcPr>
-            <w:tcW w:type="dxa" w:w="1728"/>
-          </w:tcPr>
-          <w:p>
-            <w:r/>
-          </w:p>
-        </w:tc>
-        <w:tc>
-          <w:tcPr>
-            <w:tcW w:type="dxa" w:w="1728"/>
-          </w:tcPr>
-          <w:p>
-            <w:r>
-              <w:t>RT_delta</w:t>
-            </w:r>
-          </w:p>
-        </w:tc>
-        <w:tc>
-          <w:tcPr>
-            <w:tcW w:type="dxa" w:w="1728"/>
-          </w:tcPr>
-          <w:p>
-            <w:r>
-              <w:t>348.40</w:t>
-            </w:r>
-          </w:p>
-        </w:tc>
-        <w:tc>
-          <w:tcPr>
-            <w:tcW w:type="dxa" w:w="1728"/>
-          </w:tcPr>
-          <w:p>
-            <w:r>
-              <w:t>359.18</w:t>
-            </w:r>
-          </w:p>
-        </w:tc>
-        <w:tc>
-          <w:tcPr>
-            <w:tcW w:type="dxa" w:w="1728"/>
-          </w:tcPr>
-          <w:p>
-            <w:r>
-              <w:t>1</w:t>
-            </w:r>
-          </w:p>
-        </w:tc>
-      </w:tr>
-      <w:tr>
-        <w:tc>
-          <w:tcPr>
-            <w:tcW w:type="dxa" w:w="1728"/>
-          </w:tcPr>
-          <w:p>
-            <w:r/>
-          </w:p>
-        </w:tc>
-        <w:tc>
-          <w:tcPr>
-            <w:tcW w:type="dxa" w:w="1728"/>
-          </w:tcPr>
-          <w:p>
-            <w:r>
-              <w:t>RT_decay</w:t>
-            </w:r>
-          </w:p>
-        </w:tc>
-        <w:tc>
-          <w:tcPr>
-            <w:tcW w:type="dxa" w:w="1728"/>
-          </w:tcPr>
-          <w:p>
-            <w:r>
-              <w:t>323.66</w:t>
-            </w:r>
-          </w:p>
-        </w:tc>
-        <w:tc>
-          <w:tcPr>
-            <w:tcW w:type="dxa" w:w="1728"/>
-          </w:tcPr>
-          <w:p>
-            <w:r>
-              <w:t>334.44</w:t>
-            </w:r>
-          </w:p>
-        </w:tc>
-        <w:tc>
-          <w:tcPr>
-            <w:tcW w:type="dxa" w:w="1728"/>
-          </w:tcPr>
-          <w:p>
-            <w:r>
-              <w:t>0</w:t>
-            </w:r>
-          </w:p>
-        </w:tc>
-      </w:tr>
-      <w:tr>
-        <w:tc>
-          <w:tcPr>
-            <w:tcW w:type="dxa" w:w="1728"/>
-          </w:tcPr>
-          <w:p>
-            <w:r/>
-          </w:p>
-        </w:tc>
-        <w:tc>
-          <w:tcPr>
-            <w:tcW w:type="dxa" w:w="1728"/>
-          </w:tcPr>
-          <w:p>
-            <w:r>
-              <w:t>delta_RPUT_unc</w:t>
-            </w:r>
-          </w:p>
-        </w:tc>
-        <w:tc>
-          <w:tcPr>
-            <w:tcW w:type="dxa" w:w="1728"/>
-          </w:tcPr>
-          <w:p>
-            <w:r>
-              <w:t>327.94</w:t>
-            </w:r>
-          </w:p>
-        </w:tc>
-        <w:tc>
-          <w:tcPr>
-            <w:tcW w:type="dxa" w:w="1728"/>
-          </w:tcPr>
-          <w:p>
-            <w:r>
-              <w:t>338.72</w:t>
-            </w:r>
-          </w:p>
-        </w:tc>
-        <w:tc>
-          <w:tcPr>
-            <w:tcW w:type="dxa" w:w="1728"/>
-          </w:tcPr>
-          <w:p>
-            <w:r>
-              <w:t>0</w:t>
-            </w:r>
-          </w:p>
-        </w:tc>
-      </w:tr>
-      <w:tr>
-        <w:tc>
-          <w:tcPr>
-            <w:tcW w:type="dxa" w:w="1728"/>
-          </w:tcPr>
-          <w:p>
-            <w:r/>
-          </w:p>
-        </w:tc>
-        <w:tc>
-          <w:tcPr>
-            <w:tcW w:type="dxa" w:w="1728"/>
-          </w:tcPr>
-          <w:p>
-            <w:r>
-              <w:t>decay_RPUT_unc</w:t>
-            </w:r>
-          </w:p>
-        </w:tc>
-        <w:tc>
-          <w:tcPr>
-            <w:tcW w:type="dxa" w:w="1728"/>
-          </w:tcPr>
-          <w:p>
-            <w:r>
-              <w:t>319.90</w:t>
-            </w:r>
-          </w:p>
-        </w:tc>
-        <w:tc>
-          <w:tcPr>
-            <w:tcW w:type="dxa" w:w="1728"/>
-          </w:tcPr>
-          <w:p>
-            <w:r>
-              <w:t>330.67</w:t>
-            </w:r>
-          </w:p>
-        </w:tc>
-        <w:tc>
-          <w:tcPr>
-            <w:tcW w:type="dxa" w:w="1728"/>
-          </w:tcPr>
-          <w:p>
-            <w:r>
-              <w:t>0</w:t>
-            </w:r>
-          </w:p>
-        </w:tc>
-      </w:tr>
-      <w:tr>
-        <w:tc>
-          <w:tcPr>
-            <w:tcW w:type="dxa" w:w="1728"/>
-          </w:tcPr>
-          <w:p>
-            <w:r/>
-          </w:p>
-        </w:tc>
-        <w:tc>
-          <w:tcPr>
-            <w:tcW w:type="dxa" w:w="1728"/>
-          </w:tcPr>
-          <w:p>
-            <w:r>
-              <w:t>perseveration</w:t>
-            </w:r>
-          </w:p>
-        </w:tc>
-        <w:tc>
-          <w:tcPr>
-            <w:tcW w:type="dxa" w:w="1728"/>
-          </w:tcPr>
-          <w:p>
-            <w:r>
-              <w:t>335.86</w:t>
-            </w:r>
-          </w:p>
-        </w:tc>
-        <w:tc>
-          <w:tcPr>
-            <w:tcW w:type="dxa" w:w="1728"/>
-          </w:tcPr>
-          <w:p>
-            <w:r>
-              <w:t>339.45</w:t>
-            </w:r>
-          </w:p>
-        </w:tc>
-        <w:tc>
-          <w:tcPr>
-            <w:tcW w:type="dxa" w:w="1728"/>
-          </w:tcPr>
-          <w:p>
-            <w:r>
-              <w:t>6</w:t>
-            </w:r>
-          </w:p>
-        </w:tc>
-      </w:tr>
-      <w:tr>
-        <w:tc>
-          <w:tcPr>
-            <w:tcW w:type="dxa" w:w="1728"/>
-          </w:tcPr>
-          <w:p>
-            <w:r/>
-          </w:p>
-        </w:tc>
-        <w:tc>
-          <w:tcPr>
-            <w:tcW w:type="dxa" w:w="1728"/>
-          </w:tcPr>
-          <w:p>
-            <w:r>
-              <w:t>random</w:t>
-            </w:r>
-          </w:p>
-        </w:tc>
-        <w:tc>
-          <w:tcPr>
-            <w:tcW w:type="dxa" w:w="1728"/>
-          </w:tcPr>
-          <w:p>
-            <w:r>
-              <w:t>374.80</w:t>
-            </w:r>
-          </w:p>
-        </w:tc>
-        <w:tc>
-          <w:tcPr>
-            <w:tcW w:type="dxa" w:w="1728"/>
-          </w:tcPr>
-          <w:p>
-            <w:r>
-              <w:t>374.80</w:t>
-            </w:r>
-          </w:p>
-        </w:tc>
-        <w:tc>
-          <w:tcPr>
-            <w:tcW w:type="dxa" w:w="1728"/>
-          </w:tcPr>
-          <w:p>
-            <w:r>
-              <w:t>21</w:t>
-            </w:r>
-          </w:p>
-        </w:tc>
-      </w:tr>
-      <w:tr>
-        <w:tc>
-          <w:tcPr>
-            <w:tcW w:type="dxa" w:w="1728"/>
-          </w:tcPr>
-          <w:p>
-            <w:r>
-              <w:t>Low-Reward-Optimal</w:t>
-            </w:r>
-          </w:p>
-        </w:tc>
-        <w:tc>
-          <w:tcPr>
-            <w:tcW w:type="dxa" w:w="1728"/>
-          </w:tcPr>
-          <w:p>
-            <w:r/>
-          </w:p>
-        </w:tc>
-        <w:tc>
-          <w:tcPr>
-            <w:tcW w:type="dxa" w:w="1728"/>
-          </w:tcPr>
-          <w:p>
-            <w:r/>
-          </w:p>
-        </w:tc>
-        <w:tc>
-          <w:tcPr>
-            <w:tcW w:type="dxa" w:w="1728"/>
-          </w:tcPr>
-          <w:p>
-            <w:r/>
-          </w:p>
-        </w:tc>
-        <w:tc>
-          <w:tcPr>
-            <w:tcW w:type="dxa" w:w="1728"/>
-          </w:tcPr>
-          <w:p>
-            <w:r/>
-          </w:p>
-        </w:tc>
-      </w:tr>
-      <w:tr>
-        <w:tc>
-          <w:tcPr>
-            <w:tcW w:type="dxa" w:w="1728"/>
-          </w:tcPr>
-          <w:p>
-            <w:r/>
-          </w:p>
-        </w:tc>
-        <w:tc>
-          <w:tcPr>
-            <w:tcW w:type="dxa" w:w="1728"/>
-          </w:tcPr>
-          <w:p>
-            <w:r>
-              <w:t>delta</w:t>
-            </w:r>
-          </w:p>
-        </w:tc>
-        <w:tc>
-          <w:tcPr>
-            <w:tcW w:type="dxa" w:w="1728"/>
-          </w:tcPr>
-          <w:p>
-            <w:r>
-              <w:t>349.43</w:t>
-            </w:r>
-          </w:p>
-        </w:tc>
-        <w:tc>
-          <w:tcPr>
-            <w:tcW w:type="dxa" w:w="1728"/>
-          </w:tcPr>
-          <w:p>
-            <w:r>
-              <w:t>356.64</w:t>
-            </w:r>
-          </w:p>
-        </w:tc>
-        <w:tc>
-          <w:tcPr>
-            <w:tcW w:type="dxa" w:w="1728"/>
-          </w:tcPr>
-          <w:p>
-            <w:r>
-              <w:t>5</w:t>
-            </w:r>
-          </w:p>
-        </w:tc>
-      </w:tr>
-      <w:tr>
-        <w:tc>
-          <w:tcPr>
-            <w:tcW w:type="dxa" w:w="1728"/>
-          </w:tcPr>
-          <w:p>
-            <w:r>
-              <w:rPr>
-                <w:highlight w:val="yellow"/>
-              </w:rPr>
-            </w:r>
-          </w:p>
-        </w:tc>
-        <w:tc>
-          <w:tcPr>
-            <w:tcW w:type="dxa" w:w="1728"/>
-          </w:tcPr>
-          <w:p>
-            <w:r>
-              <w:rPr>
-                <w:highlight w:val="yellow"/>
-              </w:rPr>
-              <w:t>decay</w:t>
-            </w:r>
-          </w:p>
-        </w:tc>
-        <w:tc>
-          <w:tcPr>
-            <w:tcW w:type="dxa" w:w="1728"/>
+            <w:tcW w:type="dxa" w:w="864"/>
           </w:tcPr>
           <w:p>
             <w:r>
@@ -762,7 +3162,7 @@
         </w:tc>
         <w:tc>
           <w:tcPr>
-            <w:tcW w:type="dxa" w:w="1728"/>
+            <w:tcW w:type="dxa" w:w="864"/>
           </w:tcPr>
           <w:p>
             <w:r>
@@ -775,14 +3175,79 @@
         </w:tc>
         <w:tc>
           <w:tcPr>
-            <w:tcW w:type="dxa" w:w="1728"/>
+            <w:tcW w:type="dxa" w:w="864"/>
           </w:tcPr>
           <w:p>
             <w:r>
               <w:rPr>
                 <w:highlight w:val="yellow"/>
               </w:rPr>
-              <w:t>6</w:t>
+              <w:t>4</w:t>
+            </w:r>
+          </w:p>
+        </w:tc>
+        <w:tc>
+          <w:tcPr>
+            <w:tcW w:type="dxa" w:w="864"/>
+          </w:tcPr>
+          <w:p>
+            <w:r>
+              <w:rPr>
+                <w:highlight w:val="yellow"/>
+              </w:rPr>
+              <w:t>0.35</w:t>
+            </w:r>
+          </w:p>
+        </w:tc>
+        <w:tc>
+          <w:tcPr>
+            <w:tcW w:type="dxa" w:w="864"/>
+          </w:tcPr>
+          <w:p>
+            <w:r>
+              <w:rPr>
+                <w:highlight w:val="yellow"/>
+              </w:rPr>
+              <w:t>1.00</w:t>
+            </w:r>
+          </w:p>
+        </w:tc>
+        <w:tc>
+          <w:tcPr>
+            <w:tcW w:type="dxa" w:w="864"/>
+          </w:tcPr>
+          <w:p>
+            <w:r>
+              <w:rPr>
+                <w:highlight w:val="yellow"/>
+              </w:rPr>
+              <w:t>7.316</w:t>
+            </w:r>
+          </w:p>
+        </w:tc>
+        <w:tc>
+          <w:tcPr>
+            <w:tcW w:type="dxa" w:w="864"/>
+          </w:tcPr>
+          <w:p>
+            <w:r>
+              <w:rPr>
+                <w:highlight w:val="yellow"/>
+              </w:rPr>
+              <w:t>0.095</w:t>
+            </w:r>
+          </w:p>
+        </w:tc>
+        <w:tc>
+          <w:tcPr>
+            <w:tcW w:type="dxa" w:w="864"/>
+          </w:tcPr>
+          <w:p>
+            <w:r>
+              <w:rPr>
+                <w:highlight w:val="yellow"/>
+              </w:rPr>
+              <w:t>0.017</w:t>
             </w:r>
           </w:p>
         </w:tc>
@@ -790,7 +3255,7 @@
       <w:tr>
         <w:tc>
           <w:tcPr>
-            <w:tcW w:type="dxa" w:w="1728"/>
+            <w:tcW w:type="dxa" w:w="864"/>
           </w:tcPr>
           <w:p>
             <w:r/>
@@ -798,7 +3263,7 @@
         </w:tc>
         <w:tc>
           <w:tcPr>
-            <w:tcW w:type="dxa" w:w="1728"/>
+            <w:tcW w:type="dxa" w:w="864"/>
           </w:tcPr>
           <w:p>
             <w:r>
@@ -808,7 +3273,7 @@
         </w:tc>
         <w:tc>
           <w:tcPr>
-            <w:tcW w:type="dxa" w:w="1728"/>
+            <w:tcW w:type="dxa" w:w="864"/>
           </w:tcPr>
           <w:p>
             <w:r>
@@ -818,7 +3283,7 @@
         </w:tc>
         <w:tc>
           <w:tcPr>
-            <w:tcW w:type="dxa" w:w="1728"/>
+            <w:tcW w:type="dxa" w:w="864"/>
           </w:tcPr>
           <w:p>
             <w:r>
@@ -828,11 +3293,61 @@
         </w:tc>
         <w:tc>
           <w:tcPr>
-            <w:tcW w:type="dxa" w:w="1728"/>
+            <w:tcW w:type="dxa" w:w="864"/>
           </w:tcPr>
           <w:p>
             <w:r>
               <w:t>1</w:t>
+            </w:r>
+          </w:p>
+        </w:tc>
+        <w:tc>
+          <w:tcPr>
+            <w:tcW w:type="dxa" w:w="864"/>
+          </w:tcPr>
+          <w:p>
+            <w:r>
+              <w:t>&lt; .001</w:t>
+            </w:r>
+          </w:p>
+        </w:tc>
+        <w:tc>
+          <w:tcPr>
+            <w:tcW w:type="dxa" w:w="864"/>
+          </w:tcPr>
+          <w:p>
+            <w:r>
+              <w:t>1.23×10^6</w:t>
+            </w:r>
+          </w:p>
+        </w:tc>
+        <w:tc>
+          <w:tcPr>
+            <w:tcW w:type="dxa" w:w="864"/>
+          </w:tcPr>
+          <w:p>
+            <w:r>
+              <w:t>1.660</w:t>
+            </w:r>
+          </w:p>
+        </w:tc>
+        <w:tc>
+          <w:tcPr>
+            <w:tcW w:type="dxa" w:w="864"/>
+          </w:tcPr>
+          <w:p>
+            <w:r>
+              <w:t>0.022</w:t>
+            </w:r>
+          </w:p>
+        </w:tc>
+        <w:tc>
+          <w:tcPr>
+            <w:tcW w:type="dxa" w:w="864"/>
+          </w:tcPr>
+          <w:p>
+            <w:r>
+              <w:t>&lt; .001</w:t>
             </w:r>
           </w:p>
         </w:tc>
@@ -840,7 +3355,7 @@
       <w:tr>
         <w:tc>
           <w:tcPr>
-            <w:tcW w:type="dxa" w:w="1728"/>
+            <w:tcW w:type="dxa" w:w="864"/>
           </w:tcPr>
           <w:p>
             <w:r/>
@@ -848,7 +3363,7 @@
         </w:tc>
         <w:tc>
           <w:tcPr>
-            <w:tcW w:type="dxa" w:w="1728"/>
+            <w:tcW w:type="dxa" w:w="864"/>
           </w:tcPr>
           <w:p>
             <w:r>
@@ -858,7 +3373,7 @@
         </w:tc>
         <w:tc>
           <w:tcPr>
-            <w:tcW w:type="dxa" w:w="1728"/>
+            <w:tcW w:type="dxa" w:w="864"/>
           </w:tcPr>
           <w:p>
             <w:r>
@@ -868,7 +3383,7 @@
         </w:tc>
         <w:tc>
           <w:tcPr>
-            <w:tcW w:type="dxa" w:w="1728"/>
+            <w:tcW w:type="dxa" w:w="864"/>
           </w:tcPr>
           <w:p>
             <w:r>
@@ -878,11 +3393,61 @@
         </w:tc>
         <w:tc>
           <w:tcPr>
-            <w:tcW w:type="dxa" w:w="1728"/>
-          </w:tcPr>
-          <w:p>
-            <w:r>
-              <w:t>7</w:t>
+            <w:tcW w:type="dxa" w:w="864"/>
+          </w:tcPr>
+          <w:p>
+            <w:r>
+              <w:t>4</w:t>
+            </w:r>
+          </w:p>
+        </w:tc>
+        <w:tc>
+          <w:tcPr>
+            <w:tcW w:type="dxa" w:w="864"/>
+          </w:tcPr>
+          <w:p>
+            <w:r>
+              <w:t>0.18</w:t>
+            </w:r>
+          </w:p>
+        </w:tc>
+        <w:tc>
+          <w:tcPr>
+            <w:tcW w:type="dxa" w:w="864"/>
+          </w:tcPr>
+          <w:p>
+            <w:r>
+              <w:t>1.99</w:t>
+            </w:r>
+          </w:p>
+        </w:tc>
+        <w:tc>
+          <w:tcPr>
+            <w:tcW w:type="dxa" w:w="864"/>
+          </w:tcPr>
+          <w:p>
+            <w:r>
+              <w:t>3.634</w:t>
+            </w:r>
+          </w:p>
+        </w:tc>
+        <w:tc>
+          <w:tcPr>
+            <w:tcW w:type="dxa" w:w="864"/>
+          </w:tcPr>
+          <w:p>
+            <w:r>
+              <w:t>0.047</w:t>
+            </w:r>
+          </w:p>
+        </w:tc>
+        <w:tc>
+          <w:tcPr>
+            <w:tcW w:type="dxa" w:w="864"/>
+          </w:tcPr>
+          <w:p>
+            <w:r>
+              <w:t>&lt; .001</w:t>
             </w:r>
           </w:p>
         </w:tc>
@@ -890,7 +3455,7 @@
       <w:tr>
         <w:tc>
           <w:tcPr>
-            <w:tcW w:type="dxa" w:w="1728"/>
+            <w:tcW w:type="dxa" w:w="864"/>
           </w:tcPr>
           <w:p>
             <w:r/>
@@ -898,7 +3463,7 @@
         </w:tc>
         <w:tc>
           <w:tcPr>
-            <w:tcW w:type="dxa" w:w="1728"/>
+            <w:tcW w:type="dxa" w:w="864"/>
           </w:tcPr>
           <w:p>
             <w:r>
@@ -908,7 +3473,7 @@
         </w:tc>
         <w:tc>
           <w:tcPr>
-            <w:tcW w:type="dxa" w:w="1728"/>
+            <w:tcW w:type="dxa" w:w="864"/>
           </w:tcPr>
           <w:p>
             <w:r>
@@ -918,7 +3483,7 @@
         </w:tc>
         <w:tc>
           <w:tcPr>
-            <w:tcW w:type="dxa" w:w="1728"/>
+            <w:tcW w:type="dxa" w:w="864"/>
           </w:tcPr>
           <w:p>
             <w:r>
@@ -928,11 +3493,61 @@
         </w:tc>
         <w:tc>
           <w:tcPr>
-            <w:tcW w:type="dxa" w:w="1728"/>
+            <w:tcW w:type="dxa" w:w="864"/>
           </w:tcPr>
           <w:p>
             <w:r>
               <w:t>0</w:t>
+            </w:r>
+          </w:p>
+        </w:tc>
+        <w:tc>
+          <w:tcPr>
+            <w:tcW w:type="dxa" w:w="864"/>
+          </w:tcPr>
+          <w:p>
+            <w:r>
+              <w:t>&lt; .001</w:t>
+            </w:r>
+          </w:p>
+        </w:tc>
+        <w:tc>
+          <w:tcPr>
+            <w:tcW w:type="dxa" w:w="864"/>
+          </w:tcPr>
+          <w:p>
+            <w:r>
+              <w:t>4.88×10^7</w:t>
+            </w:r>
+          </w:p>
+        </w:tc>
+        <w:tc>
+          <w:tcPr>
+            <w:tcW w:type="dxa" w:w="864"/>
+          </w:tcPr>
+          <w:p>
+            <w:r>
+              <w:t>1.014</w:t>
+            </w:r>
+          </w:p>
+        </w:tc>
+        <w:tc>
+          <w:tcPr>
+            <w:tcW w:type="dxa" w:w="864"/>
+          </w:tcPr>
+          <w:p>
+            <w:r>
+              <w:t>0.013</w:t>
+            </w:r>
+          </w:p>
+        </w:tc>
+        <w:tc>
+          <w:tcPr>
+            <w:tcW w:type="dxa" w:w="864"/>
+          </w:tcPr>
+          <w:p>
+            <w:r>
+              <w:t>&lt; .001</w:t>
             </w:r>
           </w:p>
         </w:tc>
@@ -940,7 +3555,7 @@
       <w:tr>
         <w:tc>
           <w:tcPr>
-            <w:tcW w:type="dxa" w:w="1728"/>
+            <w:tcW w:type="dxa" w:w="864"/>
           </w:tcPr>
           <w:p>
             <w:r/>
@@ -948,7 +3563,7 @@
         </w:tc>
         <w:tc>
           <w:tcPr>
-            <w:tcW w:type="dxa" w:w="1728"/>
+            <w:tcW w:type="dxa" w:w="864"/>
           </w:tcPr>
           <w:p>
             <w:r>
@@ -958,7 +3573,7 @@
         </w:tc>
         <w:tc>
           <w:tcPr>
-            <w:tcW w:type="dxa" w:w="1728"/>
+            <w:tcW w:type="dxa" w:w="864"/>
           </w:tcPr>
           <w:p>
             <w:r>
@@ -968,7 +3583,7 @@
         </w:tc>
         <w:tc>
           <w:tcPr>
-            <w:tcW w:type="dxa" w:w="1728"/>
+            <w:tcW w:type="dxa" w:w="864"/>
           </w:tcPr>
           <w:p>
             <w:r>
@@ -978,11 +3593,61 @@
         </w:tc>
         <w:tc>
           <w:tcPr>
-            <w:tcW w:type="dxa" w:w="1728"/>
-          </w:tcPr>
-          <w:p>
-            <w:r>
-              <w:t>4</w:t>
+            <w:tcW w:type="dxa" w:w="864"/>
+          </w:tcPr>
+          <w:p>
+            <w:r>
+              <w:t>2</w:t>
+            </w:r>
+          </w:p>
+        </w:tc>
+        <w:tc>
+          <w:tcPr>
+            <w:tcW w:type="dxa" w:w="864"/>
+          </w:tcPr>
+          <w:p>
+            <w:r>
+              <w:t>0.12</w:t>
+            </w:r>
+          </w:p>
+        </w:tc>
+        <w:tc>
+          <w:tcPr>
+            <w:tcW w:type="dxa" w:w="864"/>
+          </w:tcPr>
+          <w:p>
+            <w:r>
+              <w:t>2.99</w:t>
+            </w:r>
+          </w:p>
+        </w:tc>
+        <w:tc>
+          <w:tcPr>
+            <w:tcW w:type="dxa" w:w="864"/>
+          </w:tcPr>
+          <w:p>
+            <w:r>
+              <w:t>1.286</w:t>
+            </w:r>
+          </w:p>
+        </w:tc>
+        <w:tc>
+          <w:tcPr>
+            <w:tcW w:type="dxa" w:w="864"/>
+          </w:tcPr>
+          <w:p>
+            <w:r>
+              <w:t>0.017</w:t>
+            </w:r>
+          </w:p>
+        </w:tc>
+        <w:tc>
+          <w:tcPr>
+            <w:tcW w:type="dxa" w:w="864"/>
+          </w:tcPr>
+          <w:p>
+            <w:r>
+              <w:t>&lt; .001</w:t>
             </w:r>
           </w:p>
         </w:tc>
@@ -990,7 +3655,7 @@
       <w:tr>
         <w:tc>
           <w:tcPr>
-            <w:tcW w:type="dxa" w:w="1728"/>
+            <w:tcW w:type="dxa" w:w="864"/>
           </w:tcPr>
           <w:p>
             <w:r/>
@@ -998,7 +3663,7 @@
         </w:tc>
         <w:tc>
           <w:tcPr>
-            <w:tcW w:type="dxa" w:w="1728"/>
+            <w:tcW w:type="dxa" w:w="864"/>
           </w:tcPr>
           <w:p>
             <w:r>
@@ -1008,7 +3673,7 @@
         </w:tc>
         <w:tc>
           <w:tcPr>
-            <w:tcW w:type="dxa" w:w="1728"/>
+            <w:tcW w:type="dxa" w:w="864"/>
           </w:tcPr>
           <w:p>
             <w:r>
@@ -1018,7 +3683,7 @@
         </w:tc>
         <w:tc>
           <w:tcPr>
-            <w:tcW w:type="dxa" w:w="1728"/>
+            <w:tcW w:type="dxa" w:w="864"/>
           </w:tcPr>
           <w:p>
             <w:r>
@@ -1028,11 +3693,61 @@
         </w:tc>
         <w:tc>
           <w:tcPr>
-            <w:tcW w:type="dxa" w:w="1728"/>
+            <w:tcW w:type="dxa" w:w="864"/>
           </w:tcPr>
           <w:p>
             <w:r>
               <w:t>4</w:t>
+            </w:r>
+          </w:p>
+        </w:tc>
+        <w:tc>
+          <w:tcPr>
+            <w:tcW w:type="dxa" w:w="864"/>
+          </w:tcPr>
+          <w:p>
+            <w:r>
+              <w:t>0.01</w:t>
+            </w:r>
+          </w:p>
+        </w:tc>
+        <w:tc>
+          <w:tcPr>
+            <w:tcW w:type="dxa" w:w="864"/>
+          </w:tcPr>
+          <w:p>
+            <w:r>
+              <w:t>29.97</w:t>
+            </w:r>
+          </w:p>
+        </w:tc>
+        <w:tc>
+          <w:tcPr>
+            <w:tcW w:type="dxa" w:w="864"/>
+          </w:tcPr>
+          <w:p>
+            <w:r>
+              <w:t>1.874</w:t>
+            </w:r>
+          </w:p>
+        </w:tc>
+        <w:tc>
+          <w:tcPr>
+            <w:tcW w:type="dxa" w:w="864"/>
+          </w:tcPr>
+          <w:p>
+            <w:r>
+              <w:t>0.024</w:t>
+            </w:r>
+          </w:p>
+        </w:tc>
+        <w:tc>
+          <w:tcPr>
+            <w:tcW w:type="dxa" w:w="864"/>
+          </w:tcPr>
+          <w:p>
+            <w:r>
+              <w:t>&lt; .001</w:t>
             </w:r>
           </w:p>
         </w:tc>
@@ -1040,7 +3755,7 @@
       <w:tr>
         <w:tc>
           <w:tcPr>
-            <w:tcW w:type="dxa" w:w="1728"/>
+            <w:tcW w:type="dxa" w:w="864"/>
           </w:tcPr>
           <w:p>
             <w:r/>
@@ -1048,7 +3763,7 @@
         </w:tc>
         <w:tc>
           <w:tcPr>
-            <w:tcW w:type="dxa" w:w="1728"/>
+            <w:tcW w:type="dxa" w:w="864"/>
           </w:tcPr>
           <w:p>
             <w:r>
@@ -1058,7 +3773,7 @@
         </w:tc>
         <w:tc>
           <w:tcPr>
-            <w:tcW w:type="dxa" w:w="1728"/>
+            <w:tcW w:type="dxa" w:w="864"/>
           </w:tcPr>
           <w:p>
             <w:r>
@@ -1068,7 +3783,7 @@
         </w:tc>
         <w:tc>
           <w:tcPr>
-            <w:tcW w:type="dxa" w:w="1728"/>
+            <w:tcW w:type="dxa" w:w="864"/>
           </w:tcPr>
           <w:p>
             <w:r>
@@ -1078,11 +3793,61 @@
         </w:tc>
         <w:tc>
           <w:tcPr>
-            <w:tcW w:type="dxa" w:w="1728"/>
+            <w:tcW w:type="dxa" w:w="864"/>
           </w:tcPr>
           <w:p>
             <w:r>
               <w:t>0</w:t>
+            </w:r>
+          </w:p>
+        </w:tc>
+        <w:tc>
+          <w:tcPr>
+            <w:tcW w:type="dxa" w:w="864"/>
+          </w:tcPr>
+          <w:p>
+            <w:r>
+              <w:t>0.09</w:t>
+            </w:r>
+          </w:p>
+        </w:tc>
+        <w:tc>
+          <w:tcPr>
+            <w:tcW w:type="dxa" w:w="864"/>
+          </w:tcPr>
+          <w:p>
+            <w:r>
+              <w:t>3.85</w:t>
+            </w:r>
+          </w:p>
+        </w:tc>
+        <w:tc>
+          <w:tcPr>
+            <w:tcW w:type="dxa" w:w="864"/>
+          </w:tcPr>
+          <w:p>
+            <w:r>
+              <w:t>1.118</w:t>
+            </w:r>
+          </w:p>
+        </w:tc>
+        <w:tc>
+          <w:tcPr>
+            <w:tcW w:type="dxa" w:w="864"/>
+          </w:tcPr>
+          <w:p>
+            <w:r>
+              <w:t>0.015</w:t>
+            </w:r>
+          </w:p>
+        </w:tc>
+        <w:tc>
+          <w:tcPr>
+            <w:tcW w:type="dxa" w:w="864"/>
+          </w:tcPr>
+          <w:p>
+            <w:r>
+              <w:t>&lt; .001</w:t>
             </w:r>
           </w:p>
         </w:tc>
@@ -1090,7 +3855,7 @@
       <w:tr>
         <w:tc>
           <w:tcPr>
-            <w:tcW w:type="dxa" w:w="1728"/>
+            <w:tcW w:type="dxa" w:w="864"/>
           </w:tcPr>
           <w:p>
             <w:r/>
@@ -1098,41 +3863,91 @@
         </w:tc>
         <w:tc>
           <w:tcPr>
-            <w:tcW w:type="dxa" w:w="1728"/>
-          </w:tcPr>
-          <w:p>
-            <w:r>
-              <w:t>perseveration</w:t>
-            </w:r>
-          </w:p>
-        </w:tc>
-        <w:tc>
-          <w:tcPr>
-            <w:tcW w:type="dxa" w:w="1728"/>
-          </w:tcPr>
-          <w:p>
-            <w:r>
-              <w:t>332.10</w:t>
-            </w:r>
-          </w:p>
-        </w:tc>
-        <w:tc>
-          <w:tcPr>
-            <w:tcW w:type="dxa" w:w="1728"/>
-          </w:tcPr>
-          <w:p>
-            <w:r>
-              <w:t>335.71</w:t>
-            </w:r>
-          </w:p>
-        </w:tc>
-        <w:tc>
-          <w:tcPr>
-            <w:tcW w:type="dxa" w:w="1728"/>
+            <w:tcW w:type="dxa" w:w="864"/>
+          </w:tcPr>
+          <w:p>
+            <w:r>
+              <w:t>mean_var_delta</w:t>
+            </w:r>
+          </w:p>
+        </w:tc>
+        <w:tc>
+          <w:tcPr>
+            <w:tcW w:type="dxa" w:w="864"/>
+          </w:tcPr>
+          <w:p>
+            <w:r>
+              <w:t>316.63</w:t>
+            </w:r>
+          </w:p>
+        </w:tc>
+        <w:tc>
+          <w:tcPr>
+            <w:tcW w:type="dxa" w:w="864"/>
+          </w:tcPr>
+          <w:p>
+            <w:r>
+              <w:t>327.44</w:t>
+            </w:r>
+          </w:p>
+        </w:tc>
+        <w:tc>
+          <w:tcPr>
+            <w:tcW w:type="dxa" w:w="864"/>
           </w:tcPr>
           <w:p>
             <w:r>
               <w:t>7</w:t>
+            </w:r>
+          </w:p>
+        </w:tc>
+        <w:tc>
+          <w:tcPr>
+            <w:tcW w:type="dxa" w:w="864"/>
+          </w:tcPr>
+          <w:p>
+            <w:r>
+              <w:t>0.07</w:t>
+            </w:r>
+          </w:p>
+        </w:tc>
+        <w:tc>
+          <w:tcPr>
+            <w:tcW w:type="dxa" w:w="864"/>
+          </w:tcPr>
+          <w:p>
+            <w:r>
+              <w:t>5.20</w:t>
+            </w:r>
+          </w:p>
+        </w:tc>
+        <w:tc>
+          <w:tcPr>
+            <w:tcW w:type="dxa" w:w="864"/>
+          </w:tcPr>
+          <w:p>
+            <w:r>
+              <w:t>16.189</w:t>
+            </w:r>
+          </w:p>
+        </w:tc>
+        <w:tc>
+          <w:tcPr>
+            <w:tcW w:type="dxa" w:w="864"/>
+          </w:tcPr>
+          <w:p>
+            <w:r>
+              <w:t>0.210</w:t>
+            </w:r>
+          </w:p>
+        </w:tc>
+        <w:tc>
+          <w:tcPr>
+            <w:tcW w:type="dxa" w:w="864"/>
+          </w:tcPr>
+          <w:p>
+            <w:r>
+              <w:t>0.799</w:t>
             </w:r>
           </w:p>
         </w:tc>
@@ -1140,7 +3955,7 @@
       <w:tr>
         <w:tc>
           <w:tcPr>
-            <w:tcW w:type="dxa" w:w="1728"/>
+            <w:tcW w:type="dxa" w:w="864"/>
           </w:tcPr>
           <w:p>
             <w:r/>
@@ -1148,41 +3963,1791 @@
         </w:tc>
         <w:tc>
           <w:tcPr>
-            <w:tcW w:type="dxa" w:w="1728"/>
-          </w:tcPr>
-          <w:p>
-            <w:r>
-              <w:t>random</w:t>
-            </w:r>
-          </w:p>
-        </w:tc>
-        <w:tc>
-          <w:tcPr>
-            <w:tcW w:type="dxa" w:w="1728"/>
-          </w:tcPr>
-          <w:p>
-            <w:r>
-              <w:t>379.07</w:t>
-            </w:r>
-          </w:p>
-        </w:tc>
-        <w:tc>
-          <w:tcPr>
-            <w:tcW w:type="dxa" w:w="1728"/>
-          </w:tcPr>
-          <w:p>
-            <w:r>
-              <w:t>379.07</w:t>
-            </w:r>
-          </w:p>
-        </w:tc>
-        <w:tc>
-          <w:tcPr>
-            <w:tcW w:type="dxa" w:w="1728"/>
-          </w:tcPr>
-          <w:p>
-            <w:r>
-              <w:t>16</w:t>
+            <w:tcW w:type="dxa" w:w="864"/>
+          </w:tcPr>
+          <w:p>
+            <w:r>
+              <w:t>mean_var_unc</w:t>
+            </w:r>
+          </w:p>
+        </w:tc>
+        <w:tc>
+          <w:tcPr>
+            <w:tcW w:type="dxa" w:w="864"/>
+          </w:tcPr>
+          <w:p>
+            <w:r>
+              <w:t>314.94</w:t>
+            </w:r>
+          </w:p>
+        </w:tc>
+        <w:tc>
+          <w:tcPr>
+            <w:tcW w:type="dxa" w:w="864"/>
+          </w:tcPr>
+          <w:p>
+            <w:r>
+              <w:t>325.75</w:t>
+            </w:r>
+          </w:p>
+        </w:tc>
+        <w:tc>
+          <w:tcPr>
+            <w:tcW w:type="dxa" w:w="864"/>
+          </w:tcPr>
+          <w:p>
+            <w:r>
+              <w:t>1</w:t>
+            </w:r>
+          </w:p>
+        </w:tc>
+        <w:tc>
+          <w:tcPr>
+            <w:tcW w:type="dxa" w:w="864"/>
+          </w:tcPr>
+          <w:p>
+            <w:r>
+              <w:t>0.16</w:t>
+            </w:r>
+          </w:p>
+        </w:tc>
+        <w:tc>
+          <w:tcPr>
+            <w:tcW w:type="dxa" w:w="864"/>
+          </w:tcPr>
+          <w:p>
+            <w:r>
+              <w:t>2.23</w:t>
+            </w:r>
+          </w:p>
+        </w:tc>
+        <w:tc>
+          <w:tcPr>
+            <w:tcW w:type="dxa" w:w="864"/>
+          </w:tcPr>
+          <w:p>
+            <w:r>
+              <w:t>2.210</w:t>
+            </w:r>
+          </w:p>
+        </w:tc>
+        <w:tc>
+          <w:tcPr>
+            <w:tcW w:type="dxa" w:w="864"/>
+          </w:tcPr>
+          <w:p>
+            <w:r>
+              <w:t>0.029</w:t>
+            </w:r>
+          </w:p>
+        </w:tc>
+        <w:tc>
+          <w:tcPr>
+            <w:tcW w:type="dxa" w:w="864"/>
+          </w:tcPr>
+          <w:p>
+            <w:r>
+              <w:t>&lt; .001</w:t>
+            </w:r>
+          </w:p>
+        </w:tc>
+      </w:tr>
+      <w:tr>
+        <w:tc>
+          <w:tcPr>
+            <w:tcW w:type="dxa" w:w="864"/>
+          </w:tcPr>
+          <w:p>
+            <w:r/>
+          </w:p>
+        </w:tc>
+        <w:tc>
+          <w:tcPr>
+            <w:tcW w:type="dxa" w:w="864"/>
+          </w:tcPr>
+          <w:p>
+            <w:r>
+              <w:t>WSLS_delta</w:t>
+            </w:r>
+          </w:p>
+        </w:tc>
+        <w:tc>
+          <w:tcPr>
+            <w:tcW w:type="dxa" w:w="864"/>
+          </w:tcPr>
+          <w:p>
+            <w:r>
+              <w:t>327.15</w:t>
+            </w:r>
+          </w:p>
+        </w:tc>
+        <w:tc>
+          <w:tcPr>
+            <w:tcW w:type="dxa" w:w="864"/>
+          </w:tcPr>
+          <w:p>
+            <w:r>
+              <w:t>337.96</w:t>
+            </w:r>
+          </w:p>
+        </w:tc>
+        <w:tc>
+          <w:tcPr>
+            <w:tcW w:type="dxa" w:w="864"/>
+          </w:tcPr>
+          <w:p>
+            <w:r>
+              <w:t>0</w:t>
+            </w:r>
+          </w:p>
+        </w:tc>
+        <w:tc>
+          <w:tcPr>
+            <w:tcW w:type="dxa" w:w="864"/>
+          </w:tcPr>
+          <w:p>
+            <w:r>
+              <w:t>&lt; .001</w:t>
+            </w:r>
+          </w:p>
+        </w:tc>
+        <w:tc>
+          <w:tcPr>
+            <w:tcW w:type="dxa" w:w="864"/>
+          </w:tcPr>
+          <w:p>
+            <w:r>
+              <w:t>1.00×10^3</w:t>
+            </w:r>
+          </w:p>
+        </w:tc>
+        <w:tc>
+          <w:tcPr>
+            <w:tcW w:type="dxa" w:w="864"/>
+          </w:tcPr>
+          <w:p>
+            <w:r>
+              <w:t>1.029</w:t>
+            </w:r>
+          </w:p>
+        </w:tc>
+        <w:tc>
+          <w:tcPr>
+            <w:tcW w:type="dxa" w:w="864"/>
+          </w:tcPr>
+          <w:p>
+            <w:r>
+              <w:t>0.013</w:t>
+            </w:r>
+          </w:p>
+        </w:tc>
+        <w:tc>
+          <w:tcPr>
+            <w:tcW w:type="dxa" w:w="864"/>
+          </w:tcPr>
+          <w:p>
+            <w:r>
+              <w:t>&lt; .001</w:t>
+            </w:r>
+          </w:p>
+        </w:tc>
+      </w:tr>
+      <w:tr>
+        <w:tc>
+          <w:tcPr>
+            <w:tcW w:type="dxa" w:w="864"/>
+          </w:tcPr>
+          <w:p>
+            <w:r/>
+          </w:p>
+        </w:tc>
+        <w:tc>
+          <w:tcPr>
+            <w:tcW w:type="dxa" w:w="864"/>
+          </w:tcPr>
+          <w:p>
+            <w:r>
+              <w:t>perseveration</w:t>
+            </w:r>
+          </w:p>
+        </w:tc>
+        <w:tc>
+          <w:tcPr>
+            <w:tcW w:type="dxa" w:w="864"/>
+          </w:tcPr>
+          <w:p>
+            <w:r>
+              <w:t>332.10</w:t>
+            </w:r>
+          </w:p>
+        </w:tc>
+        <w:tc>
+          <w:tcPr>
+            <w:tcW w:type="dxa" w:w="864"/>
+          </w:tcPr>
+          <w:p>
+            <w:r>
+              <w:t>335.71</w:t>
+            </w:r>
+          </w:p>
+        </w:tc>
+        <w:tc>
+          <w:tcPr>
+            <w:tcW w:type="dxa" w:w="864"/>
+          </w:tcPr>
+          <w:p>
+            <w:r>
+              <w:t>2</w:t>
+            </w:r>
+          </w:p>
+        </w:tc>
+        <w:tc>
+          <w:tcPr>
+            <w:tcW w:type="dxa" w:w="864"/>
+          </w:tcPr>
+          <w:p>
+            <w:r>
+              <w:t>0.00</w:t>
+            </w:r>
+          </w:p>
+        </w:tc>
+        <w:tc>
+          <w:tcPr>
+            <w:tcW w:type="dxa" w:w="864"/>
+          </w:tcPr>
+          <w:p>
+            <w:r>
+              <w:t>324.29</w:t>
+            </w:r>
+          </w:p>
+        </w:tc>
+        <w:tc>
+          <w:tcPr>
+            <w:tcW w:type="dxa" w:w="864"/>
+          </w:tcPr>
+          <w:p>
+            <w:r>
+              <w:t>1.583</w:t>
+            </w:r>
+          </w:p>
+        </w:tc>
+        <w:tc>
+          <w:tcPr>
+            <w:tcW w:type="dxa" w:w="864"/>
+          </w:tcPr>
+          <w:p>
+            <w:r>
+              <w:t>0.021</w:t>
+            </w:r>
+          </w:p>
+        </w:tc>
+        <w:tc>
+          <w:tcPr>
+            <w:tcW w:type="dxa" w:w="864"/>
+          </w:tcPr>
+          <w:p>
+            <w:r>
+              <w:t>&lt; .001</w:t>
+            </w:r>
+          </w:p>
+        </w:tc>
+      </w:tr>
+      <w:tr>
+        <w:tc>
+          <w:tcPr>
+            <w:tcW w:type="dxa" w:w="864"/>
+          </w:tcPr>
+          <w:p>
+            <w:r/>
+          </w:p>
+        </w:tc>
+        <w:tc>
+          <w:tcPr>
+            <w:tcW w:type="dxa" w:w="864"/>
+          </w:tcPr>
+          <w:p>
+            <w:r>
+              <w:t>color_delta</w:t>
+            </w:r>
+          </w:p>
+        </w:tc>
+        <w:tc>
+          <w:tcPr>
+            <w:tcW w:type="dxa" w:w="864"/>
+          </w:tcPr>
+          <w:p>
+            <w:r>
+              <w:t>343.70</w:t>
+            </w:r>
+          </w:p>
+        </w:tc>
+        <w:tc>
+          <w:tcPr>
+            <w:tcW w:type="dxa" w:w="864"/>
+          </w:tcPr>
+          <w:p>
+            <w:r>
+              <w:t>350.91</w:t>
+            </w:r>
+          </w:p>
+        </w:tc>
+        <w:tc>
+          <w:tcPr>
+            <w:tcW w:type="dxa" w:w="864"/>
+          </w:tcPr>
+          <w:p>
+            <w:r>
+              <w:t>2</w:t>
+            </w:r>
+          </w:p>
+        </w:tc>
+        <w:tc>
+          <w:tcPr>
+            <w:tcW w:type="dxa" w:w="864"/>
+          </w:tcPr>
+          <w:p>
+            <w:r>
+              <w:t>&lt; .001</w:t>
+            </w:r>
+          </w:p>
+        </w:tc>
+        <w:tc>
+          <w:tcPr>
+            <w:tcW w:type="dxa" w:w="864"/>
+          </w:tcPr>
+          <w:p>
+            <w:r>
+              <w:t>6.50×10^5</w:t>
+            </w:r>
+          </w:p>
+        </w:tc>
+        <w:tc>
+          <w:tcPr>
+            <w:tcW w:type="dxa" w:w="864"/>
+          </w:tcPr>
+          <w:p>
+            <w:r>
+              <w:t>1.386</w:t>
+            </w:r>
+          </w:p>
+        </w:tc>
+        <w:tc>
+          <w:tcPr>
+            <w:tcW w:type="dxa" w:w="864"/>
+          </w:tcPr>
+          <w:p>
+            <w:r>
+              <w:t>0.018</w:t>
+            </w:r>
+          </w:p>
+        </w:tc>
+        <w:tc>
+          <w:tcPr>
+            <w:tcW w:type="dxa" w:w="864"/>
+          </w:tcPr>
+          <w:p>
+            <w:r>
+              <w:t>&lt; .001</w:t>
+            </w:r>
+          </w:p>
+        </w:tc>
+      </w:tr>
+      <w:tr>
+        <w:tc>
+          <w:tcPr>
+            <w:tcW w:type="dxa" w:w="864"/>
+          </w:tcPr>
+          <w:p>
+            <w:r/>
+          </w:p>
+        </w:tc>
+        <w:tc>
+          <w:tcPr>
+            <w:tcW w:type="dxa" w:w="864"/>
+          </w:tcPr>
+          <w:p>
+            <w:r>
+              <w:t>color_decay</w:t>
+            </w:r>
+          </w:p>
+        </w:tc>
+        <w:tc>
+          <w:tcPr>
+            <w:tcW w:type="dxa" w:w="864"/>
+          </w:tcPr>
+          <w:p>
+            <w:r>
+              <w:t>324.54</w:t>
+            </w:r>
+          </w:p>
+        </w:tc>
+        <w:tc>
+          <w:tcPr>
+            <w:tcW w:type="dxa" w:w="864"/>
+          </w:tcPr>
+          <w:p>
+            <w:r>
+              <w:t>331.75</w:t>
+            </w:r>
+          </w:p>
+        </w:tc>
+        <w:tc>
+          <w:tcPr>
+            <w:tcW w:type="dxa" w:w="864"/>
+          </w:tcPr>
+          <w:p>
+            <w:r>
+              <w:t>6</w:t>
+            </w:r>
+          </w:p>
+        </w:tc>
+        <w:tc>
+          <w:tcPr>
+            <w:tcW w:type="dxa" w:w="864"/>
+          </w:tcPr>
+          <w:p>
+            <w:r>
+              <w:t>0.01</w:t>
+            </w:r>
+          </w:p>
+        </w:tc>
+        <w:tc>
+          <w:tcPr>
+            <w:tcW w:type="dxa" w:w="864"/>
+          </w:tcPr>
+          <w:p>
+            <w:r>
+              <w:t>44.77</w:t>
+            </w:r>
+          </w:p>
+        </w:tc>
+        <w:tc>
+          <w:tcPr>
+            <w:tcW w:type="dxa" w:w="864"/>
+          </w:tcPr>
+          <w:p>
+            <w:r>
+              <w:t>11.487</w:t>
+            </w:r>
+          </w:p>
+        </w:tc>
+        <w:tc>
+          <w:tcPr>
+            <w:tcW w:type="dxa" w:w="864"/>
+          </w:tcPr>
+          <w:p>
+            <w:r>
+              <w:t>0.149</w:t>
+            </w:r>
+          </w:p>
+        </w:tc>
+        <w:tc>
+          <w:tcPr>
+            <w:tcW w:type="dxa" w:w="864"/>
+          </w:tcPr>
+          <w:p>
+            <w:r>
+              <w:t>0.177</w:t>
+            </w:r>
+          </w:p>
+        </w:tc>
+      </w:tr>
+      <w:tr>
+        <w:tc>
+          <w:tcPr>
+            <w:tcW w:type="dxa" w:w="864"/>
+          </w:tcPr>
+          <w:p>
+            <w:r/>
+          </w:p>
+        </w:tc>
+        <w:tc>
+          <w:tcPr>
+            <w:tcW w:type="dxa" w:w="864"/>
+          </w:tcPr>
+          <w:p>
+            <w:r>
+              <w:t>color_delta_RPUT</w:t>
+            </w:r>
+          </w:p>
+        </w:tc>
+        <w:tc>
+          <w:tcPr>
+            <w:tcW w:type="dxa" w:w="864"/>
+          </w:tcPr>
+          <w:p>
+            <w:r>
+              <w:t>346.34</w:t>
+            </w:r>
+          </w:p>
+        </w:tc>
+        <w:tc>
+          <w:tcPr>
+            <w:tcW w:type="dxa" w:w="864"/>
+          </w:tcPr>
+          <w:p>
+            <w:r>
+              <w:t>353.55</w:t>
+            </w:r>
+          </w:p>
+        </w:tc>
+        <w:tc>
+          <w:tcPr>
+            <w:tcW w:type="dxa" w:w="864"/>
+          </w:tcPr>
+          <w:p>
+            <w:r>
+              <w:t>1</w:t>
+            </w:r>
+          </w:p>
+        </w:tc>
+        <w:tc>
+          <w:tcPr>
+            <w:tcW w:type="dxa" w:w="864"/>
+          </w:tcPr>
+          <w:p>
+            <w:r>
+              <w:t>&lt; .001</w:t>
+            </w:r>
+          </w:p>
+        </w:tc>
+        <w:tc>
+          <w:tcPr>
+            <w:tcW w:type="dxa" w:w="864"/>
+          </w:tcPr>
+          <w:p>
+            <w:r>
+              <w:t>2.43×10^6</w:t>
+            </w:r>
+          </w:p>
+        </w:tc>
+        <w:tc>
+          <w:tcPr>
+            <w:tcW w:type="dxa" w:w="864"/>
+          </w:tcPr>
+          <w:p>
+            <w:r>
+              <w:t>1.272</w:t>
+            </w:r>
+          </w:p>
+        </w:tc>
+        <w:tc>
+          <w:tcPr>
+            <w:tcW w:type="dxa" w:w="864"/>
+          </w:tcPr>
+          <w:p>
+            <w:r>
+              <w:t>0.017</w:t>
+            </w:r>
+          </w:p>
+        </w:tc>
+        <w:tc>
+          <w:tcPr>
+            <w:tcW w:type="dxa" w:w="864"/>
+          </w:tcPr>
+          <w:p>
+            <w:r>
+              <w:t>&lt; .001</w:t>
+            </w:r>
+          </w:p>
+        </w:tc>
+      </w:tr>
+      <w:tr>
+        <w:tc>
+          <w:tcPr>
+            <w:tcW w:type="dxa" w:w="864"/>
+          </w:tcPr>
+          <w:p>
+            <w:r/>
+          </w:p>
+        </w:tc>
+        <w:tc>
+          <w:tcPr>
+            <w:tcW w:type="dxa" w:w="864"/>
+          </w:tcPr>
+          <w:p>
+            <w:r>
+              <w:t>color_decay_RPUT</w:t>
+            </w:r>
+          </w:p>
+        </w:tc>
+        <w:tc>
+          <w:tcPr>
+            <w:tcW w:type="dxa" w:w="864"/>
+          </w:tcPr>
+          <w:p>
+            <w:r>
+              <w:t>327.64</w:t>
+            </w:r>
+          </w:p>
+        </w:tc>
+        <w:tc>
+          <w:tcPr>
+            <w:tcW w:type="dxa" w:w="864"/>
+          </w:tcPr>
+          <w:p>
+            <w:r>
+              <w:t>334.85</w:t>
+            </w:r>
+          </w:p>
+        </w:tc>
+        <w:tc>
+          <w:tcPr>
+            <w:tcW w:type="dxa" w:w="864"/>
+          </w:tcPr>
+          <w:p>
+            <w:r>
+              <w:t>1</w:t>
+            </w:r>
+          </w:p>
+        </w:tc>
+        <w:tc>
+          <w:tcPr>
+            <w:tcW w:type="dxa" w:w="864"/>
+          </w:tcPr>
+          <w:p>
+            <w:r>
+              <w:t>0.00</w:t>
+            </w:r>
+          </w:p>
+        </w:tc>
+        <w:tc>
+          <w:tcPr>
+            <w:tcW w:type="dxa" w:w="864"/>
+          </w:tcPr>
+          <w:p>
+            <w:r>
+              <w:t>210.82</w:t>
+            </w:r>
+          </w:p>
+        </w:tc>
+        <w:tc>
+          <w:tcPr>
+            <w:tcW w:type="dxa" w:w="864"/>
+          </w:tcPr>
+          <w:p>
+            <w:r>
+              <w:t>1.603</w:t>
+            </w:r>
+          </w:p>
+        </w:tc>
+        <w:tc>
+          <w:tcPr>
+            <w:tcW w:type="dxa" w:w="864"/>
+          </w:tcPr>
+          <w:p>
+            <w:r>
+              <w:t>0.021</w:t>
+            </w:r>
+          </w:p>
+        </w:tc>
+        <w:tc>
+          <w:tcPr>
+            <w:tcW w:type="dxa" w:w="864"/>
+          </w:tcPr>
+          <w:p>
+            <w:r>
+              <w:t>&lt; .001</w:t>
+            </w:r>
+          </w:p>
+        </w:tc>
+      </w:tr>
+      <w:tr>
+        <w:tc>
+          <w:tcPr>
+            <w:tcW w:type="dxa" w:w="864"/>
+          </w:tcPr>
+          <w:p>
+            <w:r/>
+          </w:p>
+        </w:tc>
+        <w:tc>
+          <w:tcPr>
+            <w:tcW w:type="dxa" w:w="864"/>
+          </w:tcPr>
+          <w:p>
+            <w:r>
+              <w:t>color_RT_delta</w:t>
+            </w:r>
+          </w:p>
+        </w:tc>
+        <w:tc>
+          <w:tcPr>
+            <w:tcW w:type="dxa" w:w="864"/>
+          </w:tcPr>
+          <w:p>
+            <w:r>
+              <w:t>350.14</w:t>
+            </w:r>
+          </w:p>
+        </w:tc>
+        <w:tc>
+          <w:tcPr>
+            <w:tcW w:type="dxa" w:w="864"/>
+          </w:tcPr>
+          <w:p>
+            <w:r>
+              <w:t>360.96</w:t>
+            </w:r>
+          </w:p>
+        </w:tc>
+        <w:tc>
+          <w:tcPr>
+            <w:tcW w:type="dxa" w:w="864"/>
+          </w:tcPr>
+          <w:p>
+            <w:r>
+              <w:t>0</w:t>
+            </w:r>
+          </w:p>
+        </w:tc>
+        <w:tc>
+          <w:tcPr>
+            <w:tcW w:type="dxa" w:w="864"/>
+          </w:tcPr>
+          <w:p>
+            <w:r>
+              <w:t>&lt; .001</w:t>
+            </w:r>
+          </w:p>
+        </w:tc>
+        <w:tc>
+          <w:tcPr>
+            <w:tcW w:type="dxa" w:w="864"/>
+          </w:tcPr>
+          <w:p>
+            <w:r>
+              <w:t>9.85×10^7</w:t>
+            </w:r>
+          </w:p>
+        </w:tc>
+        <w:tc>
+          <w:tcPr>
+            <w:tcW w:type="dxa" w:w="864"/>
+          </w:tcPr>
+          <w:p>
+            <w:r>
+              <w:t>1.010</w:t>
+            </w:r>
+          </w:p>
+        </w:tc>
+        <w:tc>
+          <w:tcPr>
+            <w:tcW w:type="dxa" w:w="864"/>
+          </w:tcPr>
+          <w:p>
+            <w:r>
+              <w:t>0.013</w:t>
+            </w:r>
+          </w:p>
+        </w:tc>
+        <w:tc>
+          <w:tcPr>
+            <w:tcW w:type="dxa" w:w="864"/>
+          </w:tcPr>
+          <w:p>
+            <w:r>
+              <w:t>&lt; .001</w:t>
+            </w:r>
+          </w:p>
+        </w:tc>
+      </w:tr>
+      <w:tr>
+        <w:tc>
+          <w:tcPr>
+            <w:tcW w:type="dxa" w:w="864"/>
+          </w:tcPr>
+          <w:p>
+            <w:r/>
+          </w:p>
+        </w:tc>
+        <w:tc>
+          <w:tcPr>
+            <w:tcW w:type="dxa" w:w="864"/>
+          </w:tcPr>
+          <w:p>
+            <w:r>
+              <w:t>color_RT_decay</w:t>
+            </w:r>
+          </w:p>
+        </w:tc>
+        <w:tc>
+          <w:tcPr>
+            <w:tcW w:type="dxa" w:w="864"/>
+          </w:tcPr>
+          <w:p>
+            <w:r>
+              <w:t>325.18</w:t>
+            </w:r>
+          </w:p>
+        </w:tc>
+        <w:tc>
+          <w:tcPr>
+            <w:tcW w:type="dxa" w:w="864"/>
+          </w:tcPr>
+          <w:p>
+            <w:r>
+              <w:t>336.00</w:t>
+            </w:r>
+          </w:p>
+        </w:tc>
+        <w:tc>
+          <w:tcPr>
+            <w:tcW w:type="dxa" w:w="864"/>
+          </w:tcPr>
+          <w:p>
+            <w:r>
+              <w:t>2</w:t>
+            </w:r>
+          </w:p>
+        </w:tc>
+        <w:tc>
+          <w:tcPr>
+            <w:tcW w:type="dxa" w:w="864"/>
+          </w:tcPr>
+          <w:p>
+            <w:r>
+              <w:t>&lt; .001</w:t>
+            </w:r>
+          </w:p>
+        </w:tc>
+        <w:tc>
+          <w:tcPr>
+            <w:tcW w:type="dxa" w:w="864"/>
+          </w:tcPr>
+          <w:p>
+            <w:r>
+              <w:t>374.13</w:t>
+            </w:r>
+          </w:p>
+        </w:tc>
+        <w:tc>
+          <w:tcPr>
+            <w:tcW w:type="dxa" w:w="864"/>
+          </w:tcPr>
+          <w:p>
+            <w:r>
+              <w:t>2.576</w:t>
+            </w:r>
+          </w:p>
+        </w:tc>
+        <w:tc>
+          <w:tcPr>
+            <w:tcW w:type="dxa" w:w="864"/>
+          </w:tcPr>
+          <w:p>
+            <w:r>
+              <w:t>0.033</w:t>
+            </w:r>
+          </w:p>
+        </w:tc>
+        <w:tc>
+          <w:tcPr>
+            <w:tcW w:type="dxa" w:w="864"/>
+          </w:tcPr>
+          <w:p>
+            <w:r>
+              <w:t>&lt; .001</w:t>
+            </w:r>
+          </w:p>
+        </w:tc>
+      </w:tr>
+      <w:tr>
+        <w:tc>
+          <w:tcPr>
+            <w:tcW w:type="dxa" w:w="864"/>
+          </w:tcPr>
+          <w:p>
+            <w:r/>
+          </w:p>
+        </w:tc>
+        <w:tc>
+          <w:tcPr>
+            <w:tcW w:type="dxa" w:w="864"/>
+          </w:tcPr>
+          <w:p>
+            <w:r>
+              <w:t>color_delta_RPUT_unc</w:t>
+            </w:r>
+          </w:p>
+        </w:tc>
+        <w:tc>
+          <w:tcPr>
+            <w:tcW w:type="dxa" w:w="864"/>
+          </w:tcPr>
+          <w:p>
+            <w:r>
+              <w:t>340.05</w:t>
+            </w:r>
+          </w:p>
+        </w:tc>
+        <w:tc>
+          <w:tcPr>
+            <w:tcW w:type="dxa" w:w="864"/>
+          </w:tcPr>
+          <w:p>
+            <w:r>
+              <w:t>350.86</w:t>
+            </w:r>
+          </w:p>
+        </w:tc>
+        <w:tc>
+          <w:tcPr>
+            <w:tcW w:type="dxa" w:w="864"/>
+          </w:tcPr>
+          <w:p>
+            <w:r>
+              <w:t>0</w:t>
+            </w:r>
+          </w:p>
+        </w:tc>
+        <w:tc>
+          <w:tcPr>
+            <w:tcW w:type="dxa" w:w="864"/>
+          </w:tcPr>
+          <w:p>
+            <w:r>
+              <w:t>&lt; .001</w:t>
+            </w:r>
+          </w:p>
+        </w:tc>
+        <w:tc>
+          <w:tcPr>
+            <w:tcW w:type="dxa" w:w="864"/>
+          </w:tcPr>
+          <w:p>
+            <w:r>
+              <w:t>6.32×10^5</w:t>
+            </w:r>
+          </w:p>
+        </w:tc>
+        <w:tc>
+          <w:tcPr>
+            <w:tcW w:type="dxa" w:w="864"/>
+          </w:tcPr>
+          <w:p>
+            <w:r>
+              <w:t>1.063</w:t>
+            </w:r>
+          </w:p>
+        </w:tc>
+        <w:tc>
+          <w:tcPr>
+            <w:tcW w:type="dxa" w:w="864"/>
+          </w:tcPr>
+          <w:p>
+            <w:r>
+              <w:t>0.014</w:t>
+            </w:r>
+          </w:p>
+        </w:tc>
+        <w:tc>
+          <w:tcPr>
+            <w:tcW w:type="dxa" w:w="864"/>
+          </w:tcPr>
+          <w:p>
+            <w:r>
+              <w:t>&lt; .001</w:t>
+            </w:r>
+          </w:p>
+        </w:tc>
+      </w:tr>
+      <w:tr>
+        <w:tc>
+          <w:tcPr>
+            <w:tcW w:type="dxa" w:w="864"/>
+          </w:tcPr>
+          <w:p>
+            <w:r/>
+          </w:p>
+        </w:tc>
+        <w:tc>
+          <w:tcPr>
+            <w:tcW w:type="dxa" w:w="864"/>
+          </w:tcPr>
+          <w:p>
+            <w:r>
+              <w:t>color_decay_RPUT_unc</w:t>
+            </w:r>
+          </w:p>
+        </w:tc>
+        <w:tc>
+          <w:tcPr>
+            <w:tcW w:type="dxa" w:w="864"/>
+          </w:tcPr>
+          <w:p>
+            <w:r>
+              <w:t>325.52</w:t>
+            </w:r>
+          </w:p>
+        </w:tc>
+        <w:tc>
+          <w:tcPr>
+            <w:tcW w:type="dxa" w:w="864"/>
+          </w:tcPr>
+          <w:p>
+            <w:r>
+              <w:t>336.33</w:t>
+            </w:r>
+          </w:p>
+        </w:tc>
+        <w:tc>
+          <w:tcPr>
+            <w:tcW w:type="dxa" w:w="864"/>
+          </w:tcPr>
+          <w:p>
+            <w:r>
+              <w:t>0</w:t>
+            </w:r>
+          </w:p>
+        </w:tc>
+        <w:tc>
+          <w:tcPr>
+            <w:tcW w:type="dxa" w:w="864"/>
+          </w:tcPr>
+          <w:p>
+            <w:r>
+              <w:t>&lt; .001</w:t>
+            </w:r>
+          </w:p>
+        </w:tc>
+        <w:tc>
+          <w:tcPr>
+            <w:tcW w:type="dxa" w:w="864"/>
+          </w:tcPr>
+          <w:p>
+            <w:r>
+              <w:t>442.28</w:t>
+            </w:r>
+          </w:p>
+        </w:tc>
+        <w:tc>
+          <w:tcPr>
+            <w:tcW w:type="dxa" w:w="864"/>
+          </w:tcPr>
+          <w:p>
+            <w:r>
+              <w:t>1.055</w:t>
+            </w:r>
+          </w:p>
+        </w:tc>
+        <w:tc>
+          <w:tcPr>
+            <w:tcW w:type="dxa" w:w="864"/>
+          </w:tcPr>
+          <w:p>
+            <w:r>
+              <w:t>0.014</w:t>
+            </w:r>
+          </w:p>
+        </w:tc>
+        <w:tc>
+          <w:tcPr>
+            <w:tcW w:type="dxa" w:w="864"/>
+          </w:tcPr>
+          <w:p>
+            <w:r>
+              <w:t>&lt; .001</w:t>
+            </w:r>
+          </w:p>
+        </w:tc>
+      </w:tr>
+      <w:tr>
+        <w:tc>
+          <w:tcPr>
+            <w:tcW w:type="dxa" w:w="864"/>
+          </w:tcPr>
+          <w:p>
+            <w:r/>
+          </w:p>
+        </w:tc>
+        <w:tc>
+          <w:tcPr>
+            <w:tcW w:type="dxa" w:w="864"/>
+          </w:tcPr>
+          <w:p>
+            <w:r>
+              <w:t>color_mean_var_delta</w:t>
+            </w:r>
+          </w:p>
+        </w:tc>
+        <w:tc>
+          <w:tcPr>
+            <w:tcW w:type="dxa" w:w="864"/>
+          </w:tcPr>
+          <w:p>
+            <w:r>
+              <w:t>338.65</w:t>
+            </w:r>
+          </w:p>
+        </w:tc>
+        <w:tc>
+          <w:tcPr>
+            <w:tcW w:type="dxa" w:w="864"/>
+          </w:tcPr>
+          <w:p>
+            <w:r>
+              <w:t>349.46</w:t>
+            </w:r>
+          </w:p>
+        </w:tc>
+        <w:tc>
+          <w:tcPr>
+            <w:tcW w:type="dxa" w:w="864"/>
+          </w:tcPr>
+          <w:p>
+            <w:r>
+              <w:t>0</w:t>
+            </w:r>
+          </w:p>
+        </w:tc>
+        <w:tc>
+          <w:tcPr>
+            <w:tcW w:type="dxa" w:w="864"/>
+          </w:tcPr>
+          <w:p>
+            <w:r>
+              <w:t>&lt; .001</w:t>
+            </w:r>
+          </w:p>
+        </w:tc>
+        <w:tc>
+          <w:tcPr>
+            <w:tcW w:type="dxa" w:w="864"/>
+          </w:tcPr>
+          <w:p>
+            <w:r>
+              <w:t>3.15×10^5</w:t>
+            </w:r>
+          </w:p>
+        </w:tc>
+        <w:tc>
+          <w:tcPr>
+            <w:tcW w:type="dxa" w:w="864"/>
+          </w:tcPr>
+          <w:p>
+            <w:r>
+              <w:t>1.054</w:t>
+            </w:r>
+          </w:p>
+        </w:tc>
+        <w:tc>
+          <w:tcPr>
+            <w:tcW w:type="dxa" w:w="864"/>
+          </w:tcPr>
+          <w:p>
+            <w:r>
+              <w:t>0.014</w:t>
+            </w:r>
+          </w:p>
+        </w:tc>
+        <w:tc>
+          <w:tcPr>
+            <w:tcW w:type="dxa" w:w="864"/>
+          </w:tcPr>
+          <w:p>
+            <w:r>
+              <w:t>&lt; .001</w:t>
+            </w:r>
+          </w:p>
+        </w:tc>
+      </w:tr>
+      <w:tr>
+        <w:tc>
+          <w:tcPr>
+            <w:tcW w:type="dxa" w:w="864"/>
+          </w:tcPr>
+          <w:p>
+            <w:r/>
+          </w:p>
+        </w:tc>
+        <w:tc>
+          <w:tcPr>
+            <w:tcW w:type="dxa" w:w="864"/>
+          </w:tcPr>
+          <w:p>
+            <w:r>
+              <w:t>color_mean_var_unc</w:t>
+            </w:r>
+          </w:p>
+        </w:tc>
+        <w:tc>
+          <w:tcPr>
+            <w:tcW w:type="dxa" w:w="864"/>
+          </w:tcPr>
+          <w:p>
+            <w:r>
+              <w:t>322.37</w:t>
+            </w:r>
+          </w:p>
+        </w:tc>
+        <w:tc>
+          <w:tcPr>
+            <w:tcW w:type="dxa" w:w="864"/>
+          </w:tcPr>
+          <w:p>
+            <w:r>
+              <w:t>333.18</w:t>
+            </w:r>
+          </w:p>
+        </w:tc>
+        <w:tc>
+          <w:tcPr>
+            <w:tcW w:type="dxa" w:w="864"/>
+          </w:tcPr>
+          <w:p>
+            <w:r>
+              <w:t>1</w:t>
+            </w:r>
+          </w:p>
+        </w:tc>
+        <w:tc>
+          <w:tcPr>
+            <w:tcW w:type="dxa" w:w="864"/>
+          </w:tcPr>
+          <w:p>
+            <w:r>
+              <w:t>0.00</w:t>
+            </w:r>
+          </w:p>
+        </w:tc>
+        <w:tc>
+          <w:tcPr>
+            <w:tcW w:type="dxa" w:w="864"/>
+          </w:tcPr>
+          <w:p>
+            <w:r>
+              <w:t>91.60</w:t>
+            </w:r>
+          </w:p>
+        </w:tc>
+        <w:tc>
+          <w:tcPr>
+            <w:tcW w:type="dxa" w:w="864"/>
+          </w:tcPr>
+          <w:p>
+            <w:r>
+              <w:t>1.112</w:t>
+            </w:r>
+          </w:p>
+        </w:tc>
+        <w:tc>
+          <w:tcPr>
+            <w:tcW w:type="dxa" w:w="864"/>
+          </w:tcPr>
+          <w:p>
+            <w:r>
+              <w:t>0.014</w:t>
+            </w:r>
+          </w:p>
+        </w:tc>
+        <w:tc>
+          <w:tcPr>
+            <w:tcW w:type="dxa" w:w="864"/>
+          </w:tcPr>
+          <w:p>
+            <w:r>
+              <w:t>&lt; .001</w:t>
+            </w:r>
+          </w:p>
+        </w:tc>
+      </w:tr>
+      <w:tr>
+        <w:tc>
+          <w:tcPr>
+            <w:tcW w:type="dxa" w:w="864"/>
+          </w:tcPr>
+          <w:p>
+            <w:r/>
+          </w:p>
+        </w:tc>
+        <w:tc>
+          <w:tcPr>
+            <w:tcW w:type="dxa" w:w="864"/>
+          </w:tcPr>
+          <w:p>
+            <w:r>
+              <w:t>color_WSLS_delta</w:t>
+            </w:r>
+          </w:p>
+        </w:tc>
+        <w:tc>
+          <w:tcPr>
+            <w:tcW w:type="dxa" w:w="864"/>
+          </w:tcPr>
+          <w:p>
+            <w:r>
+              <w:t>328.01</w:t>
+            </w:r>
+          </w:p>
+        </w:tc>
+        <w:tc>
+          <w:tcPr>
+            <w:tcW w:type="dxa" w:w="864"/>
+          </w:tcPr>
+          <w:p>
+            <w:r>
+              <w:t>338.83</w:t>
+            </w:r>
+          </w:p>
+        </w:tc>
+        <w:tc>
+          <w:tcPr>
+            <w:tcW w:type="dxa" w:w="864"/>
+          </w:tcPr>
+          <w:p>
+            <w:r>
+              <w:t>0</w:t>
+            </w:r>
+          </w:p>
+        </w:tc>
+        <w:tc>
+          <w:tcPr>
+            <w:tcW w:type="dxa" w:w="864"/>
+          </w:tcPr>
+          <w:p>
+            <w:r>
+              <w:t>&lt; .001</w:t>
+            </w:r>
+          </w:p>
+        </w:tc>
+        <w:tc>
+          <w:tcPr>
+            <w:tcW w:type="dxa" w:w="864"/>
+          </w:tcPr>
+          <w:p>
+            <w:r>
+              <w:t>1.54×10^3</w:t>
+            </w:r>
+          </w:p>
+        </w:tc>
+        <w:tc>
+          <w:tcPr>
+            <w:tcW w:type="dxa" w:w="864"/>
+          </w:tcPr>
+          <w:p>
+            <w:r>
+              <w:t>1.035</w:t>
+            </w:r>
+          </w:p>
+        </w:tc>
+        <w:tc>
+          <w:tcPr>
+            <w:tcW w:type="dxa" w:w="864"/>
+          </w:tcPr>
+          <w:p>
+            <w:r>
+              <w:t>0.013</w:t>
+            </w:r>
+          </w:p>
+        </w:tc>
+        <w:tc>
+          <w:tcPr>
+            <w:tcW w:type="dxa" w:w="864"/>
+          </w:tcPr>
+          <w:p>
+            <w:r>
+              <w:t>&lt; .001</w:t>
+            </w:r>
+          </w:p>
+        </w:tc>
+      </w:tr>
+      <w:tr>
+        <w:tc>
+          <w:tcPr>
+            <w:tcW w:type="dxa" w:w="864"/>
+          </w:tcPr>
+          <w:p>
+            <w:r/>
+          </w:p>
+        </w:tc>
+        <w:tc>
+          <w:tcPr>
+            <w:tcW w:type="dxa" w:w="864"/>
+          </w:tcPr>
+          <w:p>
+            <w:r>
+              <w:t>color_perseveration</w:t>
+            </w:r>
+          </w:p>
+        </w:tc>
+        <w:tc>
+          <w:tcPr>
+            <w:tcW w:type="dxa" w:w="864"/>
+          </w:tcPr>
+          <w:p>
+            <w:r>
+              <w:t>329.15</w:t>
+            </w:r>
+          </w:p>
+        </w:tc>
+        <w:tc>
+          <w:tcPr>
+            <w:tcW w:type="dxa" w:w="864"/>
+          </w:tcPr>
+          <w:p>
+            <w:r>
+              <w:t>332.76</w:t>
+            </w:r>
+          </w:p>
+        </w:tc>
+        <w:tc>
+          <w:tcPr>
+            <w:tcW w:type="dxa" w:w="864"/>
+          </w:tcPr>
+          <w:p>
+            <w:r>
+              <w:t>5</w:t>
+            </w:r>
+          </w:p>
+        </w:tc>
+        <w:tc>
+          <w:tcPr>
+            <w:tcW w:type="dxa" w:w="864"/>
+          </w:tcPr>
+          <w:p>
+            <w:r>
+              <w:t>0.00</w:t>
+            </w:r>
+          </w:p>
+        </w:tc>
+        <w:tc>
+          <w:tcPr>
+            <w:tcW w:type="dxa" w:w="864"/>
+          </w:tcPr>
+          <w:p>
+            <w:r>
+              <w:t>74.07</w:t>
+            </w:r>
+          </w:p>
+        </w:tc>
+        <w:tc>
+          <w:tcPr>
+            <w:tcW w:type="dxa" w:w="864"/>
+          </w:tcPr>
+          <w:p>
+            <w:r>
+              <w:t>5.873</w:t>
+            </w:r>
+          </w:p>
+        </w:tc>
+        <w:tc>
+          <w:tcPr>
+            <w:tcW w:type="dxa" w:w="864"/>
+          </w:tcPr>
+          <w:p>
+            <w:r>
+              <w:t>0.076</w:t>
+            </w:r>
+          </w:p>
+        </w:tc>
+        <w:tc>
+          <w:tcPr>
+            <w:tcW w:type="dxa" w:w="864"/>
+          </w:tcPr>
+          <w:p>
+            <w:r>
+              <w:t>0.005</w:t>
+            </w:r>
+          </w:p>
+        </w:tc>
+      </w:tr>
+      <w:tr>
+        <w:tc>
+          <w:tcPr>
+            <w:tcW w:type="dxa" w:w="864"/>
+          </w:tcPr>
+          <w:p>
+            <w:r/>
+          </w:p>
+        </w:tc>
+        <w:tc>
+          <w:tcPr>
+            <w:tcW w:type="dxa" w:w="864"/>
+          </w:tcPr>
+          <w:p>
+            <w:r>
+              <w:t>stim_delta</w:t>
+            </w:r>
+          </w:p>
+        </w:tc>
+        <w:tc>
+          <w:tcPr>
+            <w:tcW w:type="dxa" w:w="864"/>
+          </w:tcPr>
+          <w:p>
+            <w:r>
+              <w:t>348.48</w:t>
+            </w:r>
+          </w:p>
+        </w:tc>
+        <w:tc>
+          <w:tcPr>
+            <w:tcW w:type="dxa" w:w="864"/>
+          </w:tcPr>
+          <w:p>
+            <w:r>
+              <w:t>355.69</w:t>
+            </w:r>
+          </w:p>
+        </w:tc>
+        <w:tc>
+          <w:tcPr>
+            <w:tcW w:type="dxa" w:w="864"/>
+          </w:tcPr>
+          <w:p>
+            <w:r>
+              <w:t>0</w:t>
+            </w:r>
+          </w:p>
+        </w:tc>
+        <w:tc>
+          <w:tcPr>
+            <w:tcW w:type="dxa" w:w="864"/>
+          </w:tcPr>
+          <w:p>
+            <w:r>
+              <w:t>&lt; .001</w:t>
+            </w:r>
+          </w:p>
+        </w:tc>
+        <w:tc>
+          <w:tcPr>
+            <w:tcW w:type="dxa" w:w="864"/>
+          </w:tcPr>
+          <w:p>
+            <w:r>
+              <w:t>7.06×10^6</w:t>
+            </w:r>
+          </w:p>
+        </w:tc>
+        <w:tc>
+          <w:tcPr>
+            <w:tcW w:type="dxa" w:w="864"/>
+          </w:tcPr>
+          <w:p>
+            <w:r>
+              <w:t>1.136</w:t>
+            </w:r>
+          </w:p>
+        </w:tc>
+        <w:tc>
+          <w:tcPr>
+            <w:tcW w:type="dxa" w:w="864"/>
+          </w:tcPr>
+          <w:p>
+            <w:r>
+              <w:t>0.015</w:t>
+            </w:r>
+          </w:p>
+        </w:tc>
+        <w:tc>
+          <w:tcPr>
+            <w:tcW w:type="dxa" w:w="864"/>
+          </w:tcPr>
+          <w:p>
+            <w:r>
+              <w:t>&lt; .001</w:t>
+            </w:r>
+          </w:p>
+        </w:tc>
+      </w:tr>
+      <w:tr>
+        <w:tc>
+          <w:tcPr>
+            <w:tcW w:type="dxa" w:w="864"/>
+          </w:tcPr>
+          <w:p>
+            <w:r/>
+          </w:p>
+        </w:tc>
+        <w:tc>
+          <w:tcPr>
+            <w:tcW w:type="dxa" w:w="864"/>
+          </w:tcPr>
+          <w:p>
+            <w:r>
+              <w:t>stim_decay</w:t>
+            </w:r>
+          </w:p>
+        </w:tc>
+        <w:tc>
+          <w:tcPr>
+            <w:tcW w:type="dxa" w:w="864"/>
+          </w:tcPr>
+          <w:p>
+            <w:r>
+              <w:t>328.30</w:t>
+            </w:r>
+          </w:p>
+        </w:tc>
+        <w:tc>
+          <w:tcPr>
+            <w:tcW w:type="dxa" w:w="864"/>
+          </w:tcPr>
+          <w:p>
+            <w:r>
+              <w:t>335.51</w:t>
+            </w:r>
+          </w:p>
+        </w:tc>
+        <w:tc>
+          <w:tcPr>
+            <w:tcW w:type="dxa" w:w="864"/>
+          </w:tcPr>
+          <w:p>
+            <w:r>
+              <w:t>4</w:t>
+            </w:r>
+          </w:p>
+        </w:tc>
+        <w:tc>
+          <w:tcPr>
+            <w:tcW w:type="dxa" w:w="864"/>
+          </w:tcPr>
+          <w:p>
+            <w:r>
+              <w:t>0.00</w:t>
+            </w:r>
+          </w:p>
+        </w:tc>
+        <w:tc>
+          <w:tcPr>
+            <w:tcW w:type="dxa" w:w="864"/>
+          </w:tcPr>
+          <w:p>
+            <w:r>
+              <w:t>293.06</w:t>
+            </w:r>
+          </w:p>
+        </w:tc>
+        <w:tc>
+          <w:tcPr>
+            <w:tcW w:type="dxa" w:w="864"/>
+          </w:tcPr>
+          <w:p>
+            <w:r>
+              <w:t>3.680</w:t>
+            </w:r>
+          </w:p>
+        </w:tc>
+        <w:tc>
+          <w:tcPr>
+            <w:tcW w:type="dxa" w:w="864"/>
+          </w:tcPr>
+          <w:p>
+            <w:r>
+              <w:t>0.048</w:t>
+            </w:r>
+          </w:p>
+        </w:tc>
+        <w:tc>
+          <w:tcPr>
+            <w:tcW w:type="dxa" w:w="864"/>
+          </w:tcPr>
+          <w:p>
+            <w:r>
+              <w:t>&lt; .001</w:t>
+            </w:r>
+          </w:p>
+        </w:tc>
+      </w:tr>
+      <w:tr>
+        <w:tc>
+          <w:tcPr>
+            <w:tcW w:type="dxa" w:w="864"/>
+          </w:tcPr>
+          <w:p>
+            <w:r/>
+          </w:p>
+        </w:tc>
+        <w:tc>
+          <w:tcPr>
+            <w:tcW w:type="dxa" w:w="864"/>
+          </w:tcPr>
+          <w:p>
+            <w:r>
+              <w:t>stim_RT_delta</w:t>
+            </w:r>
+          </w:p>
+        </w:tc>
+        <w:tc>
+          <w:tcPr>
+            <w:tcW w:type="dxa" w:w="864"/>
+          </w:tcPr>
+          <w:p>
+            <w:r>
+              <w:t>327.25</w:t>
+            </w:r>
+          </w:p>
+        </w:tc>
+        <w:tc>
+          <w:tcPr>
+            <w:tcW w:type="dxa" w:w="864"/>
+          </w:tcPr>
+          <w:p>
+            <w:r>
+              <w:t>334.46</w:t>
+            </w:r>
+          </w:p>
+        </w:tc>
+        <w:tc>
+          <w:tcPr>
+            <w:tcW w:type="dxa" w:w="864"/>
+          </w:tcPr>
+          <w:p>
+            <w:r>
+              <w:t>0</w:t>
+            </w:r>
+          </w:p>
+        </w:tc>
+        <w:tc>
+          <w:tcPr>
+            <w:tcW w:type="dxa" w:w="864"/>
+          </w:tcPr>
+          <w:p>
+            <w:r>
+              <w:t>0.00</w:t>
+            </w:r>
+          </w:p>
+        </w:tc>
+        <w:tc>
+          <w:tcPr>
+            <w:tcW w:type="dxa" w:w="864"/>
+          </w:tcPr>
+          <w:p>
+            <w:r>
+              <w:t>173.36</w:t>
+            </w:r>
+          </w:p>
+        </w:tc>
+        <w:tc>
+          <w:tcPr>
+            <w:tcW w:type="dxa" w:w="864"/>
+          </w:tcPr>
+          <w:p>
+            <w:r>
+              <w:t>1.108</w:t>
+            </w:r>
+          </w:p>
+        </w:tc>
+        <w:tc>
+          <w:tcPr>
+            <w:tcW w:type="dxa" w:w="864"/>
+          </w:tcPr>
+          <w:p>
+            <w:r>
+              <w:t>0.014</w:t>
+            </w:r>
+          </w:p>
+        </w:tc>
+        <w:tc>
+          <w:tcPr>
+            <w:tcW w:type="dxa" w:w="864"/>
+          </w:tcPr>
+          <w:p>
+            <w:r>
+              <w:t>&lt; .001</w:t>
             </w:r>
           </w:p>
         </w:tc>
